--- a/prompts/Google Drive Documents/CBM-DocMgmt-Implementation-PRD.docx
+++ b/prompts/Google Drive Documents/CBM-DocMgmt-Implementation-PRD.docx
@@ -62,7 +62,7 @@
           <w:sz w:val="22"/>
           <w:szCs w:val="22"/>
         </w:rPr>
-        <w:t xml:space="preserve">Version: 1.0</w:t>
+        <w:t xml:space="preserve">Version: 1.2</w:t>
       </w:r>
     </w:p>
     <w:p>
@@ -76,7 +76,7 @@
           <w:sz w:val="22"/>
           <w:szCs w:val="22"/>
         </w:rPr>
-        <w:t xml:space="preserve">Last Updated: 07-16-26 01:54</w:t>
+        <w:t xml:space="preserve">Last Updated: 07-16-26 14:33</w:t>
       </w:r>
     </w:p>
     <w:p>
@@ -279,6 +279,218 @@
                 <w:sz w:val="20"/>
                 <w:szCs w:val="20"/>
               </w:rPr>
+              <w:t xml:space="preserve">1.2</w:t>
+            </w:r>
+          </w:p>
+        </w:tc>
+        <w:tc>
+          <w:tcPr>
+            <w:tcW w:type="dxa" w:w="1500"/>
+            <w:tcMar>
+              <w:top w:type="dxa" w:w="60"/>
+              <w:left w:type="dxa" w:w="100"/>
+              <w:bottom w:type="dxa" w:w="60"/>
+              <w:right w:type="dxa" w:w="100"/>
+            </w:tcMar>
+          </w:tcPr>
+          <w:p>
+            <w:pPr>
+              <w:spacing w:after="0"/>
+            </w:pPr>
+            <w:r>
+              <w:rPr>
+                <w:rFonts w:ascii="Calibri" w:cs="Calibri" w:eastAsia="Calibri" w:hAnsi="Calibri"/>
+                <w:b w:val="false"/>
+                <w:bCs w:val="false"/>
+                <w:sz w:val="20"/>
+                <w:szCs w:val="20"/>
+              </w:rPr>
+              <w:t xml:space="preserve">07-16-26 14:33</w:t>
+            </w:r>
+          </w:p>
+        </w:tc>
+        <w:tc>
+          <w:tcPr>
+            <w:tcW w:type="dxa" w:w="2300"/>
+            <w:tcMar>
+              <w:top w:type="dxa" w:w="60"/>
+              <w:left w:type="dxa" w:w="100"/>
+              <w:bottom w:type="dxa" w:w="60"/>
+              <w:right w:type="dxa" w:w="100"/>
+            </w:tcMar>
+          </w:tcPr>
+          <w:p>
+            <w:pPr>
+              <w:spacing w:after="0"/>
+            </w:pPr>
+            <w:r>
+              <w:rPr>
+                <w:rFonts w:ascii="Calibri" w:cs="Calibri" w:eastAsia="Calibri" w:hAnsi="Calibri"/>
+                <w:b w:val="false"/>
+                <w:bCs w:val="false"/>
+                <w:sz w:val="20"/>
+                <w:szCs w:val="20"/>
+              </w:rPr>
+              <w:t xml:space="preserve">Doug Bower (drafted with Claude)</w:t>
+            </w:r>
+          </w:p>
+        </w:tc>
+        <w:tc>
+          <w:tcPr>
+            <w:tcW w:type="dxa" w:w="4460"/>
+            <w:tcMar>
+              <w:top w:type="dxa" w:w="60"/>
+              <w:left w:type="dxa" w:w="100"/>
+              <w:bottom w:type="dxa" w:w="60"/>
+              <w:right w:type="dxa" w:w="100"/>
+            </w:tcMar>
+          </w:tcPr>
+          <w:p>
+            <w:pPr>
+              <w:spacing w:after="0"/>
+            </w:pPr>
+            <w:r>
+              <w:rPr>
+                <w:rFonts w:ascii="Calibri" w:cs="Calibri" w:eastAsia="Calibri" w:hAnsi="Calibri"/>
+                <w:b w:val="false"/>
+                <w:bCs w:val="false"/>
+                <w:sz w:val="20"/>
+                <w:szCs w:val="20"/>
+              </w:rPr>
+              <w:t xml:space="preserve">Engagement entity confirmed as CEngagement; folder labels use the CEngagement Name field, closing and removing OI-06. Section 3.2 rewritten with a full folder-tree illustration and five generating rules; top-level Drive folders defined as display labels (Mentors, Clients). Entity references updated throughout.</w:t>
+            </w:r>
+          </w:p>
+        </w:tc>
+      </w:tr>
+      <w:tr>
+        <w:tc>
+          <w:tcPr>
+            <w:tcW w:type="dxa" w:w="1100"/>
+            <w:tcMar>
+              <w:top w:type="dxa" w:w="60"/>
+              <w:left w:type="dxa" w:w="100"/>
+              <w:bottom w:type="dxa" w:w="60"/>
+              <w:right w:type="dxa" w:w="100"/>
+            </w:tcMar>
+          </w:tcPr>
+          <w:p>
+            <w:pPr>
+              <w:spacing w:after="0"/>
+            </w:pPr>
+            <w:r>
+              <w:rPr>
+                <w:rFonts w:ascii="Calibri" w:cs="Calibri" w:eastAsia="Calibri" w:hAnsi="Calibri"/>
+                <w:b w:val="false"/>
+                <w:bCs w:val="false"/>
+                <w:sz w:val="20"/>
+                <w:szCs w:val="20"/>
+              </w:rPr>
+              <w:t xml:space="preserve">1.1</w:t>
+            </w:r>
+          </w:p>
+        </w:tc>
+        <w:tc>
+          <w:tcPr>
+            <w:tcW w:type="dxa" w:w="1500"/>
+            <w:tcMar>
+              <w:top w:type="dxa" w:w="60"/>
+              <w:left w:type="dxa" w:w="100"/>
+              <w:bottom w:type="dxa" w:w="60"/>
+              <w:right w:type="dxa" w:w="100"/>
+            </w:tcMar>
+          </w:tcPr>
+          <w:p>
+            <w:pPr>
+              <w:spacing w:after="0"/>
+            </w:pPr>
+            <w:r>
+              <w:rPr>
+                <w:rFonts w:ascii="Calibri" w:cs="Calibri" w:eastAsia="Calibri" w:hAnsi="Calibri"/>
+                <w:b w:val="false"/>
+                <w:bCs w:val="false"/>
+                <w:sz w:val="20"/>
+                <w:szCs w:val="20"/>
+              </w:rPr>
+              <w:t xml:space="preserve">07-16-26 13:42</w:t>
+            </w:r>
+          </w:p>
+        </w:tc>
+        <w:tc>
+          <w:tcPr>
+            <w:tcW w:type="dxa" w:w="2300"/>
+            <w:tcMar>
+              <w:top w:type="dxa" w:w="60"/>
+              <w:left w:type="dxa" w:w="100"/>
+              <w:bottom w:type="dxa" w:w="60"/>
+              <w:right w:type="dxa" w:w="100"/>
+            </w:tcMar>
+          </w:tcPr>
+          <w:p>
+            <w:pPr>
+              <w:spacing w:after="0"/>
+            </w:pPr>
+            <w:r>
+              <w:rPr>
+                <w:rFonts w:ascii="Calibri" w:cs="Calibri" w:eastAsia="Calibri" w:hAnsi="Calibri"/>
+                <w:b w:val="false"/>
+                <w:bCs w:val="false"/>
+                <w:sz w:val="20"/>
+                <w:szCs w:val="20"/>
+              </w:rPr>
+              <w:t xml:space="preserve">Doug Bower (drafted with Claude)</w:t>
+            </w:r>
+          </w:p>
+        </w:tc>
+        <w:tc>
+          <w:tcPr>
+            <w:tcW w:type="dxa" w:w="4460"/>
+            <w:tcMar>
+              <w:top w:type="dxa" w:w="60"/>
+              <w:left w:type="dxa" w:w="100"/>
+              <w:bottom w:type="dxa" w:w="60"/>
+              <w:right w:type="dxa" w:w="100"/>
+            </w:tcMar>
+          </w:tcPr>
+          <w:p>
+            <w:pPr>
+              <w:spacing w:after="0"/>
+            </w:pPr>
+            <w:r>
+              <w:rPr>
+                <w:rFonts w:ascii="Calibri" w:cs="Calibri" w:eastAsia="Calibri" w:hAnsi="Calibri"/>
+                <w:b w:val="false"/>
+                <w:bCs w:val="false"/>
+                <w:sz w:val="20"/>
+                <w:szCs w:val="20"/>
+              </w:rPr>
+              <w:t xml:space="preserve">Engagement anchoring. Client-work documents now anchor to the Engagement record (new Decision D-07): CRM documentsFolderUrl moves to the Engagement entity for client work, Drive engagement subfolders nest under the client folder (Section 3.2), client_record_id added to the data model, OI-06 updated.</w:t>
+            </w:r>
+          </w:p>
+        </w:tc>
+      </w:tr>
+      <w:tr>
+        <w:tc>
+          <w:tcPr>
+            <w:tcW w:type="dxa" w:w="1100"/>
+            <w:tcMar>
+              <w:top w:type="dxa" w:w="60"/>
+              <w:left w:type="dxa" w:w="100"/>
+              <w:bottom w:type="dxa" w:w="60"/>
+              <w:right w:type="dxa" w:w="100"/>
+            </w:tcMar>
+          </w:tcPr>
+          <w:p>
+            <w:pPr>
+              <w:spacing w:after="0"/>
+            </w:pPr>
+            <w:r>
+              <w:rPr>
+                <w:rFonts w:ascii="Calibri" w:cs="Calibri" w:eastAsia="Calibri" w:hAnsi="Calibri"/>
+                <w:b w:val="false"/>
+                <w:bCs w:val="false"/>
+                <w:sz w:val="20"/>
+                <w:szCs w:val="20"/>
+              </w:rPr>
               <w:t xml:space="preserve">1.0</w:t>
             </w:r>
           </w:p>
@@ -840,7 +1052,254 @@
           <w:sz w:val="22"/>
           <w:szCs w:val="22"/>
         </w:rPr>
-        <w:t xml:space="preserve">Folders exist for human browsing only; the application never resolves files by path. The scheme follows the human-readable-first identifier convention:</w:t>
+        <w:t xml:space="preserve">Folders exist for human browsing only; the application never resolves files by path. The complete structure, illustrated with example content:</w:t>
+      </w:r>
+    </w:p>
+    <w:p>
+      <w:pPr>
+        <w:spacing w:after="20"/>
+      </w:pPr>
+      <w:r>
+        <w:rPr>
+          <w:rFonts w:ascii="Consolas" w:cs="Consolas" w:eastAsia="Consolas" w:hAnsi="Consolas"/>
+          <w:sz w:val="18"/>
+          <w:szCs w:val="18"/>
+        </w:rPr>
+        <w:t xml:space="preserve">CBM Documents                                (the shared drive)</w:t>
+      </w:r>
+    </w:p>
+    <w:p>
+      <w:pPr>
+        <w:spacing w:after="20"/>
+      </w:pPr>
+      <w:r>
+        <w:rPr>
+          <w:rFonts w:ascii="Consolas" w:cs="Consolas" w:eastAsia="Consolas" w:hAnsi="Consolas"/>
+          <w:sz w:val="18"/>
+          <w:szCs w:val="18"/>
+        </w:rPr>
+        <w:t xml:space="preserve">│</w:t>
+      </w:r>
+    </w:p>
+    <w:p>
+      <w:pPr>
+        <w:spacing w:after="20"/>
+      </w:pPr>
+      <w:r>
+        <w:rPr>
+          <w:rFonts w:ascii="Consolas" w:cs="Consolas" w:eastAsia="Consolas" w:hAnsi="Consolas"/>
+          <w:sz w:val="18"/>
+          <w:szCs w:val="18"/>
+        </w:rPr>
+        <w:t xml:space="preserve">├── Mentors</w:t>
+      </w:r>
+    </w:p>
+    <w:p>
+      <w:pPr>
+        <w:spacing w:after="20"/>
+      </w:pPr>
+      <w:r>
+        <w:rPr>
+          <w:rFonts w:ascii="Consolas" w:cs="Consolas" w:eastAsia="Consolas" w:hAnsi="Consolas"/>
+          <w:sz w:val="18"/>
+          <w:szCs w:val="18"/>
+        </w:rPr>
+        <w:t xml:space="preserve">│   ├── Jane Smith (68f3a2)</w:t>
+      </w:r>
+    </w:p>
+    <w:p>
+      <w:pPr>
+        <w:spacing w:after="20"/>
+      </w:pPr>
+      <w:r>
+        <w:rPr>
+          <w:rFonts w:ascii="Consolas" w:cs="Consolas" w:eastAsia="Consolas" w:hAnsi="Consolas"/>
+          <w:sz w:val="18"/>
+          <w:szCs w:val="18"/>
+        </w:rPr>
+        <w:t xml:space="preserve">│   │   ├── Jane Smith Resume.docx</w:t>
+      </w:r>
+    </w:p>
+    <w:p>
+      <w:pPr>
+        <w:spacing w:after="20"/>
+      </w:pPr>
+      <w:r>
+        <w:rPr>
+          <w:rFonts w:ascii="Consolas" w:cs="Consolas" w:eastAsia="Consolas" w:hAnsi="Consolas"/>
+          <w:sz w:val="18"/>
+          <w:szCs w:val="18"/>
+        </w:rPr>
+        <w:t xml:space="preserve">│   │   └── Signed Mentor Agreement.pdf</w:t>
+      </w:r>
+    </w:p>
+    <w:p>
+      <w:pPr>
+        <w:spacing w:after="20"/>
+      </w:pPr>
+      <w:r>
+        <w:rPr>
+          <w:rFonts w:ascii="Consolas" w:cs="Consolas" w:eastAsia="Consolas" w:hAnsi="Consolas"/>
+          <w:sz w:val="18"/>
+          <w:szCs w:val="18"/>
+        </w:rPr>
+        <w:t xml:space="preserve">│   └── Bob Jones (91c44b)</w:t>
+      </w:r>
+    </w:p>
+    <w:p>
+      <w:pPr>
+        <w:spacing w:after="20"/>
+      </w:pPr>
+      <w:r>
+        <w:rPr>
+          <w:rFonts w:ascii="Consolas" w:cs="Consolas" w:eastAsia="Consolas" w:hAnsi="Consolas"/>
+          <w:sz w:val="18"/>
+          <w:szCs w:val="18"/>
+        </w:rPr>
+        <w:t xml:space="preserve">│       └── Bob Jones Resume.pdf</w:t>
+      </w:r>
+    </w:p>
+    <w:p>
+      <w:pPr>
+        <w:spacing w:after="20"/>
+      </w:pPr>
+      <w:r>
+        <w:rPr>
+          <w:rFonts w:ascii="Consolas" w:cs="Consolas" w:eastAsia="Consolas" w:hAnsi="Consolas"/>
+          <w:sz w:val="18"/>
+          <w:szCs w:val="18"/>
+        </w:rPr>
+        <w:t xml:space="preserve">│</w:t>
+      </w:r>
+    </w:p>
+    <w:p>
+      <w:pPr>
+        <w:spacing w:after="20"/>
+      </w:pPr>
+      <w:r>
+        <w:rPr>
+          <w:rFonts w:ascii="Consolas" w:cs="Consolas" w:eastAsia="Consolas" w:hAnsi="Consolas"/>
+          <w:sz w:val="18"/>
+          <w:szCs w:val="18"/>
+        </w:rPr>
+        <w:t xml:space="preserve">└── Clients</w:t>
+      </w:r>
+    </w:p>
+    <w:p>
+      <w:pPr>
+        <w:spacing w:after="20"/>
+      </w:pPr>
+      <w:r>
+        <w:rPr>
+          <w:rFonts w:ascii="Consolas" w:cs="Consolas" w:eastAsia="Consolas" w:hAnsi="Consolas"/>
+          <w:sz w:val="18"/>
+          <w:szCs w:val="18"/>
+        </w:rPr>
+        <w:t xml:space="preserve">    ├── Acme Robotics (77aa88)</w:t>
+      </w:r>
+    </w:p>
+    <w:p>
+      <w:pPr>
+        <w:spacing w:after="20"/>
+      </w:pPr>
+      <w:r>
+        <w:rPr>
+          <w:rFonts w:ascii="Consolas" w:cs="Consolas" w:eastAsia="Consolas" w:hAnsi="Consolas"/>
+          <w:sz w:val="18"/>
+          <w:szCs w:val="18"/>
+        </w:rPr>
+        <w:t xml:space="preserve">    │   ├── Jane Smith – 2026 (eng4455)     ← a CEngagement folder</w:t>
+      </w:r>
+    </w:p>
+    <w:p>
+      <w:pPr>
+        <w:spacing w:after="20"/>
+      </w:pPr>
+      <w:r>
+        <w:rPr>
+          <w:rFonts w:ascii="Consolas" w:cs="Consolas" w:eastAsia="Consolas" w:hAnsi="Consolas"/>
+          <w:sz w:val="18"/>
+          <w:szCs w:val="18"/>
+        </w:rPr>
+        <w:t xml:space="preserve">    │   │   ├── Pitch Deck v3.pptx</w:t>
+      </w:r>
+    </w:p>
+    <w:p>
+      <w:pPr>
+        <w:spacing w:after="20"/>
+      </w:pPr>
+      <w:r>
+        <w:rPr>
+          <w:rFonts w:ascii="Consolas" w:cs="Consolas" w:eastAsia="Consolas" w:hAnsi="Consolas"/>
+          <w:sz w:val="18"/>
+          <w:szCs w:val="18"/>
+        </w:rPr>
+        <w:t xml:space="preserve">    │   │   └── Meeting Notes 03-12.docx</w:t>
+      </w:r>
+    </w:p>
+    <w:p>
+      <w:pPr>
+        <w:spacing w:after="20"/>
+      </w:pPr>
+      <w:r>
+        <w:rPr>
+          <w:rFonts w:ascii="Consolas" w:cs="Consolas" w:eastAsia="Consolas" w:hAnsi="Consolas"/>
+          <w:sz w:val="18"/>
+          <w:szCs w:val="18"/>
+        </w:rPr>
+        <w:t xml:space="preserve">    │   └── Bob Jones – 2024 (eng2210)      ← an earlier CEngagement</w:t>
+      </w:r>
+    </w:p>
+    <w:p>
+      <w:pPr>
+        <w:spacing w:after="20"/>
+      </w:pPr>
+      <w:r>
+        <w:rPr>
+          <w:rFonts w:ascii="Consolas" w:cs="Consolas" w:eastAsia="Consolas" w:hAnsi="Consolas"/>
+          <w:sz w:val="18"/>
+          <w:szCs w:val="18"/>
+        </w:rPr>
+        <w:t xml:space="preserve">    │       └── Initial Assessment.pdf</w:t>
+      </w:r>
+    </w:p>
+    <w:p>
+      <w:pPr>
+        <w:spacing w:after="20"/>
+      </w:pPr>
+      <w:r>
+        <w:rPr>
+          <w:rFonts w:ascii="Consolas" w:cs="Consolas" w:eastAsia="Consolas" w:hAnsi="Consolas"/>
+          <w:sz w:val="18"/>
+          <w:szCs w:val="18"/>
+        </w:rPr>
+        <w:t xml:space="preserve">    └── Z Company (55dd21)</w:t>
+      </w:r>
+    </w:p>
+    <w:p>
+      <w:pPr>
+        <w:spacing w:after="20"/>
+      </w:pPr>
+      <w:r>
+        <w:rPr>
+          <w:rFonts w:ascii="Consolas" w:cs="Consolas" w:eastAsia="Consolas" w:hAnsi="Consolas"/>
+          <w:sz w:val="18"/>
+          <w:szCs w:val="18"/>
+        </w:rPr>
+        <w:t xml:space="preserve">        └── Jane Smith – 2026 (eng7788)</w:t>
+      </w:r>
+    </w:p>
+    <w:p>
+      <w:pPr>
+        <w:spacing w:after="160"/>
+      </w:pPr>
+      <w:r>
+        <w:rPr>
+          <w:rFonts w:ascii="Consolas" w:cs="Consolas" w:eastAsia="Consolas" w:hAnsi="Consolas"/>
+          <w:sz w:val="18"/>
+          <w:szCs w:val="18"/>
+        </w:rPr>
+        <w:t xml:space="preserve">            └── Business Plan Draft.xlsx</w:t>
       </w:r>
     </w:p>
     <w:p>
@@ -850,25 +1309,100 @@
       <w:r>
         <w:rPr>
           <w:rFonts w:ascii="Calibri" w:cs="Calibri" w:eastAsia="Calibri" w:hAnsi="Calibri"/>
-          <w:i/>
-          <w:iCs/>
-          <w:sz w:val="22"/>
-          <w:szCs w:val="22"/>
-        </w:rPr>
-        <w:t xml:space="preserve">/CBM Documents/{Entity Type}/{Record Name} ({recordId})/</w:t>
-      </w:r>
-    </w:p>
-    <w:p>
-      <w:pPr>
-        <w:spacing w:after="160" w:before="0"/>
-      </w:pPr>
-      <w:r>
-        <w:rPr>
-          <w:rFonts w:ascii="Calibri" w:cs="Calibri" w:eastAsia="Calibri" w:hAnsi="Calibri"/>
-          <w:sz w:val="22"/>
-          <w:szCs w:val="22"/>
-        </w:rPr>
-        <w:t xml:space="preserve">Example: /CBM Documents/Contact/Jane Smith (6543a1b2c3d4e5f67)/. The application creates entity-type and record folders on first upload for a record. Folder IDs are cached in the metadata layer to avoid repeated lookups.</w:t>
+          <w:sz w:val="22"/>
+          <w:szCs w:val="22"/>
+        </w:rPr>
+        <w:t xml:space="preserve">Five rules generate this tree:</w:t>
+      </w:r>
+    </w:p>
+    <w:p>
+      <w:pPr>
+        <w:pStyle w:val="ListParagraph"/>
+        <w:numPr>
+          <w:ilvl w:val="0"/>
+          <w:numId w:val="5"/>
+        </w:numPr>
+        <w:spacing w:after="80"/>
+      </w:pPr>
+      <w:r>
+        <w:rPr>
+          <w:rFonts w:ascii="Calibri" w:cs="Calibri" w:eastAsia="Calibri" w:hAnsi="Calibri"/>
+          <w:sz w:val="22"/>
+          <w:szCs w:val="22"/>
+        </w:rPr>
+        <w:t xml:space="preserve">Every document belongs to exactly one CRM record, and every record that owns documents gets exactly one folder. Mentor documents belong to the mentor (Contact); client-work documents belong to the CEngagement — never loose in the client folder.</w:t>
+      </w:r>
+    </w:p>
+    <w:p>
+      <w:pPr>
+        <w:pStyle w:val="ListParagraph"/>
+        <w:numPr>
+          <w:ilvl w:val="0"/>
+          <w:numId w:val="5"/>
+        </w:numPr>
+        <w:spacing w:after="80"/>
+      </w:pPr>
+      <w:r>
+        <w:rPr>
+          <w:rFonts w:ascii="Calibri" w:cs="Calibri" w:eastAsia="Calibri" w:hAnsi="Calibri"/>
+          <w:sz w:val="22"/>
+          <w:szCs w:val="22"/>
+        </w:rPr>
+        <w:t xml:space="preserve">CEngagement folders nest inside their client's folder, so a human browsing Drive finds everything about a client in one place while each engagement remains visually separate. The parent client is resolved from the CEngagement record via the CRM API at upload time.</w:t>
+      </w:r>
+    </w:p>
+    <w:p>
+      <w:pPr>
+        <w:pStyle w:val="ListParagraph"/>
+        <w:numPr>
+          <w:ilvl w:val="0"/>
+          <w:numId w:val="5"/>
+        </w:numPr>
+        <w:spacing w:after="80"/>
+      </w:pPr>
+      <w:r>
+        <w:rPr>
+          <w:rFonts w:ascii="Calibri" w:cs="Calibri" w:eastAsia="Calibri" w:hAnsi="Calibri"/>
+          <w:sz w:val="22"/>
+          <w:szCs w:val="22"/>
+        </w:rPr>
+        <w:t xml:space="preserve">Folder labels follow the human-readable-first identifier convention: {words} ({recordId}). The words come from the record's name — for a CEngagement, its Name field; for mentors and clients, the person or company name. Top-level folders ("Mentors", "Clients") are configurable display labels mapped from entity types, not raw entity-type names.</w:t>
+      </w:r>
+    </w:p>
+    <w:p>
+      <w:pPr>
+        <w:pStyle w:val="ListParagraph"/>
+        <w:numPr>
+          <w:ilvl w:val="0"/>
+          <w:numId w:val="5"/>
+        </w:numPr>
+        <w:spacing w:after="80"/>
+      </w:pPr>
+      <w:r>
+        <w:rPr>
+          <w:rFonts w:ascii="Calibri" w:cs="Calibri" w:eastAsia="Calibri" w:hAnsi="Calibri"/>
+          <w:sz w:val="22"/>
+          <w:szCs w:val="22"/>
+        </w:rPr>
+        <w:t xml:space="preserve">The (recordId) suffix serves the application, which locates folders and files exclusively by ID. Humans may rename any folder's words freely; nothing breaks.</w:t>
+      </w:r>
+    </w:p>
+    <w:p>
+      <w:pPr>
+        <w:pStyle w:val="ListParagraph"/>
+        <w:numPr>
+          <w:ilvl w:val="0"/>
+          <w:numId w:val="5"/>
+        </w:numPr>
+        <w:spacing w:after="80"/>
+      </w:pPr>
+      <w:r>
+        <w:rPr>
+          <w:rFonts w:ascii="Calibri" w:cs="Calibri" w:eastAsia="Calibri" w:hAnsi="Calibri"/>
+          <w:sz w:val="22"/>
+          <w:szCs w:val="22"/>
+        </w:rPr>
+        <w:t xml:space="preserve">The application creates all folder levels automatically on first upload for a record. Folder IDs are cached in the metadata layer to avoid repeated lookups.</w:t>
       </w:r>
     </w:p>
     <w:p>
@@ -893,7 +1427,7 @@
         <w:pStyle w:val="ListParagraph"/>
         <w:numPr>
           <w:ilvl w:val="0"/>
-          <w:numId w:val="5"/>
+          <w:numId w:val="6"/>
         </w:numPr>
         <w:spacing w:after="80"/>
       </w:pPr>
@@ -911,7 +1445,7 @@
         <w:pStyle w:val="ListParagraph"/>
         <w:numPr>
           <w:ilvl w:val="0"/>
-          <w:numId w:val="5"/>
+          <w:numId w:val="6"/>
         </w:numPr>
         <w:spacing w:after="80"/>
       </w:pPr>
@@ -929,7 +1463,7 @@
         <w:pStyle w:val="ListParagraph"/>
         <w:numPr>
           <w:ilvl w:val="0"/>
-          <w:numId w:val="5"/>
+          <w:numId w:val="6"/>
         </w:numPr>
         <w:spacing w:after="80"/>
       </w:pPr>
@@ -999,7 +1533,7 @@
           <w:sz w:val="22"/>
           <w:szCs w:val="22"/>
         </w:rPr>
-        <w:t xml:space="preserve">Each participating CRM entity (initially Contact; extensible via configuration) receives one read-only URL custom field, documentsFolderUrl, deployed through the existing CRM Builder YAML field-definition mechanism. The field holds the webViewLink of the record's Drive folder — one stable link per record rather than one per file — so CRM users land on the record's full document set. Links are permanent canonical URLs; authorization occurs at click time via the user's Workspace session. The application writes this field once, on first upload for a record, via the CRM REST API.</w:t>
+        <w:t xml:space="preserve">Each participating CRM entity receives one read-only URL custom field, documentsFolderUrl, deployed through the existing CRM Builder YAML field-definition mechanism. Initial participating entities: CEngagement (client-work documents — the primary volume case, per Decision D-07) and Contact (mentor documents). The field holds the webViewLink of that record's own Drive folder — for a CEngagement, the engagement subfolder itself, so a mentor clicking the link from their engagement record lands directly in their engagement's documents and sees nothing from other engagements. One stable link per record rather than one per file; links are permanent canonical URLs, and authorization occurs at click time via the user's Workspace session. The application writes this field once, on first upload for a record, via the CRM REST API. Client records do not receive a link field initially; browsing a client's full document set across engagements is done in Drive, where engagement subfolders sit under the client folder.</w:t>
       </w:r>
     </w:p>
     <w:p>
@@ -1451,7 +1985,7 @@
                 <w:sz w:val="20"/>
                 <w:szCs w:val="20"/>
               </w:rPr>
-              <w:t xml:space="preserve">CRM entity type, e.g. Contact</w:t>
+              <w:t xml:space="preserve">CRM entity type of the anchor, e.g. CEngagement, Contact</w:t>
             </w:r>
           </w:p>
         </w:tc>
@@ -1531,7 +2065,87 @@
                 <w:sz w:val="20"/>
                 <w:szCs w:val="20"/>
               </w:rPr>
-              <w:t xml:space="preserve">CRM record ID</w:t>
+              <w:t xml:space="preserve">CRM record ID of the anchor (the CEngagement ID for client-work documents)</w:t>
+            </w:r>
+          </w:p>
+        </w:tc>
+      </w:tr>
+      <w:tr>
+        <w:tc>
+          <w:tcPr>
+            <w:tcW w:type="dxa" w:w="1900"/>
+            <w:tcMar>
+              <w:top w:type="dxa" w:w="60"/>
+              <w:left w:type="dxa" w:w="100"/>
+              <w:bottom w:type="dxa" w:w="60"/>
+              <w:right w:type="dxa" w:w="100"/>
+            </w:tcMar>
+          </w:tcPr>
+          <w:p>
+            <w:pPr>
+              <w:spacing w:after="0"/>
+            </w:pPr>
+            <w:r>
+              <w:rPr>
+                <w:rFonts w:ascii="Calibri" w:cs="Calibri" w:eastAsia="Calibri" w:hAnsi="Calibri"/>
+                <w:b w:val="false"/>
+                <w:bCs w:val="false"/>
+                <w:sz w:val="20"/>
+                <w:szCs w:val="20"/>
+              </w:rPr>
+              <w:t xml:space="preserve">client_record_id</w:t>
+            </w:r>
+          </w:p>
+        </w:tc>
+        <w:tc>
+          <w:tcPr>
+            <w:tcW w:type="dxa" w:w="2400"/>
+            <w:tcMar>
+              <w:top w:type="dxa" w:w="60"/>
+              <w:left w:type="dxa" w:w="100"/>
+              <w:bottom w:type="dxa" w:w="60"/>
+              <w:right w:type="dxa" w:w="100"/>
+            </w:tcMar>
+          </w:tcPr>
+          <w:p>
+            <w:pPr>
+              <w:spacing w:after="0"/>
+            </w:pPr>
+            <w:r>
+              <w:rPr>
+                <w:rFonts w:ascii="Calibri" w:cs="Calibri" w:eastAsia="Calibri" w:hAnsi="Calibri"/>
+                <w:b w:val="false"/>
+                <w:bCs w:val="false"/>
+                <w:sz w:val="20"/>
+                <w:szCs w:val="20"/>
+              </w:rPr>
+              <w:t xml:space="preserve">VARCHAR(64), nullable, indexed</w:t>
+            </w:r>
+          </w:p>
+        </w:tc>
+        <w:tc>
+          <w:tcPr>
+            <w:tcW w:type="dxa" w:w="5060"/>
+            <w:tcMar>
+              <w:top w:type="dxa" w:w="60"/>
+              <w:left w:type="dxa" w:w="100"/>
+              <w:bottom w:type="dxa" w:w="60"/>
+              <w:right w:type="dxa" w:w="100"/>
+            </w:tcMar>
+          </w:tcPr>
+          <w:p>
+            <w:pPr>
+              <w:spacing w:after="0"/>
+            </w:pPr>
+            <w:r>
+              <w:rPr>
+                <w:rFonts w:ascii="Calibri" w:cs="Calibri" w:eastAsia="Calibri" w:hAnsi="Calibri"/>
+                <w:b w:val="false"/>
+                <w:bCs w:val="false"/>
+                <w:sz w:val="20"/>
+                <w:szCs w:val="20"/>
+              </w:rPr>
+              <w:t xml:space="preserve">For engagement-anchored documents: the parent client record ID, denormalized for cross-engagement client reporting. Null for non-engagement anchors.</w:t>
             </w:r>
           </w:p>
         </w:tc>
@@ -2402,7 +3016,7 @@
         <w:pStyle w:val="ListParagraph"/>
         <w:numPr>
           <w:ilvl w:val="0"/>
-          <w:numId w:val="6"/>
+          <w:numId w:val="7"/>
         </w:numPr>
         <w:spacing w:after="80"/>
       </w:pPr>
@@ -2420,7 +3034,7 @@
         <w:pStyle w:val="ListParagraph"/>
         <w:numPr>
           <w:ilvl w:val="0"/>
-          <w:numId w:val="6"/>
+          <w:numId w:val="7"/>
         </w:numPr>
         <w:spacing w:after="80"/>
       </w:pPr>
@@ -2438,7 +3052,7 @@
         <w:pStyle w:val="ListParagraph"/>
         <w:numPr>
           <w:ilvl w:val="0"/>
-          <w:numId w:val="6"/>
+          <w:numId w:val="7"/>
         </w:numPr>
         <w:spacing w:after="80"/>
       </w:pPr>
@@ -2456,7 +3070,7 @@
         <w:pStyle w:val="ListParagraph"/>
         <w:numPr>
           <w:ilvl w:val="0"/>
-          <w:numId w:val="6"/>
+          <w:numId w:val="7"/>
         </w:numPr>
         <w:spacing w:after="80"/>
       </w:pPr>
@@ -2474,7 +3088,7 @@
         <w:pStyle w:val="ListParagraph"/>
         <w:numPr>
           <w:ilvl w:val="0"/>
-          <w:numId w:val="6"/>
+          <w:numId w:val="7"/>
         </w:numPr>
         <w:spacing w:after="80"/>
       </w:pPr>
@@ -2521,7 +3135,7 @@
         <w:pStyle w:val="ListParagraph"/>
         <w:numPr>
           <w:ilvl w:val="0"/>
-          <w:numId w:val="7"/>
+          <w:numId w:val="8"/>
         </w:numPr>
         <w:spacing w:after="80"/>
       </w:pPr>
@@ -2539,7 +3153,7 @@
         <w:pStyle w:val="ListParagraph"/>
         <w:numPr>
           <w:ilvl w:val="0"/>
-          <w:numId w:val="7"/>
+          <w:numId w:val="8"/>
         </w:numPr>
         <w:spacing w:after="80"/>
       </w:pPr>
@@ -2557,7 +3171,7 @@
         <w:pStyle w:val="ListParagraph"/>
         <w:numPr>
           <w:ilvl w:val="0"/>
-          <w:numId w:val="7"/>
+          <w:numId w:val="8"/>
         </w:numPr>
         <w:spacing w:after="80"/>
       </w:pPr>
@@ -2604,7 +3218,7 @@
         <w:pStyle w:val="ListParagraph"/>
         <w:numPr>
           <w:ilvl w:val="0"/>
-          <w:numId w:val="8"/>
+          <w:numId w:val="9"/>
         </w:numPr>
         <w:spacing w:after="80"/>
       </w:pPr>
@@ -2622,7 +3236,7 @@
         <w:pStyle w:val="ListParagraph"/>
         <w:numPr>
           <w:ilvl w:val="0"/>
-          <w:numId w:val="8"/>
+          <w:numId w:val="9"/>
         </w:numPr>
         <w:spacing w:after="80"/>
       </w:pPr>
@@ -2640,7 +3254,7 @@
         <w:pStyle w:val="ListParagraph"/>
         <w:numPr>
           <w:ilvl w:val="0"/>
-          <w:numId w:val="8"/>
+          <w:numId w:val="9"/>
         </w:numPr>
         <w:spacing w:after="80"/>
       </w:pPr>
@@ -2658,7 +3272,7 @@
         <w:pStyle w:val="ListParagraph"/>
         <w:numPr>
           <w:ilvl w:val="0"/>
-          <w:numId w:val="8"/>
+          <w:numId w:val="9"/>
         </w:numPr>
         <w:spacing w:after="80"/>
       </w:pPr>
@@ -2705,7 +3319,7 @@
         <w:pStyle w:val="ListParagraph"/>
         <w:numPr>
           <w:ilvl w:val="0"/>
-          <w:numId w:val="9"/>
+          <w:numId w:val="10"/>
         </w:numPr>
         <w:spacing w:after="80"/>
       </w:pPr>
@@ -2723,7 +3337,7 @@
         <w:pStyle w:val="ListParagraph"/>
         <w:numPr>
           <w:ilvl w:val="0"/>
-          <w:numId w:val="9"/>
+          <w:numId w:val="10"/>
         </w:numPr>
         <w:spacing w:after="80"/>
       </w:pPr>
@@ -2741,7 +3355,7 @@
         <w:pStyle w:val="ListParagraph"/>
         <w:numPr>
           <w:ilvl w:val="0"/>
-          <w:numId w:val="9"/>
+          <w:numId w:val="10"/>
         </w:numPr>
         <w:spacing w:after="80"/>
       </w:pPr>
@@ -2817,7 +3431,7 @@
         <w:pStyle w:val="ListParagraph"/>
         <w:numPr>
           <w:ilvl w:val="0"/>
-          <w:numId w:val="10"/>
+          <w:numId w:val="11"/>
         </w:numPr>
         <w:spacing w:after="80"/>
       </w:pPr>
@@ -2835,7 +3449,7 @@
         <w:pStyle w:val="ListParagraph"/>
         <w:numPr>
           <w:ilvl w:val="0"/>
-          <w:numId w:val="10"/>
+          <w:numId w:val="11"/>
         </w:numPr>
         <w:spacing w:after="80"/>
       </w:pPr>
@@ -2853,7 +3467,7 @@
         <w:pStyle w:val="ListParagraph"/>
         <w:numPr>
           <w:ilvl w:val="0"/>
-          <w:numId w:val="10"/>
+          <w:numId w:val="11"/>
         </w:numPr>
         <w:spacing w:after="80"/>
       </w:pPr>
@@ -2900,7 +3514,7 @@
         <w:pStyle w:val="ListParagraph"/>
         <w:numPr>
           <w:ilvl w:val="0"/>
-          <w:numId w:val="11"/>
+          <w:numId w:val="12"/>
         </w:numPr>
         <w:spacing w:after="80"/>
       </w:pPr>
@@ -2918,7 +3532,7 @@
         <w:pStyle w:val="ListParagraph"/>
         <w:numPr>
           <w:ilvl w:val="0"/>
-          <w:numId w:val="11"/>
+          <w:numId w:val="12"/>
         </w:numPr>
         <w:spacing w:after="80"/>
       </w:pPr>
@@ -2936,7 +3550,7 @@
         <w:pStyle w:val="ListParagraph"/>
         <w:numPr>
           <w:ilvl w:val="0"/>
-          <w:numId w:val="11"/>
+          <w:numId w:val="12"/>
         </w:numPr>
         <w:spacing w:after="80"/>
       </w:pPr>
@@ -2983,7 +3597,7 @@
         <w:pStyle w:val="ListParagraph"/>
         <w:numPr>
           <w:ilvl w:val="0"/>
-          <w:numId w:val="12"/>
+          <w:numId w:val="13"/>
         </w:numPr>
         <w:spacing w:after="80"/>
       </w:pPr>
@@ -3001,7 +3615,7 @@
         <w:pStyle w:val="ListParagraph"/>
         <w:numPr>
           <w:ilvl w:val="0"/>
-          <w:numId w:val="12"/>
+          <w:numId w:val="13"/>
         </w:numPr>
         <w:spacing w:after="80"/>
       </w:pPr>
@@ -3048,7 +3662,7 @@
         <w:pStyle w:val="ListParagraph"/>
         <w:numPr>
           <w:ilvl w:val="0"/>
-          <w:numId w:val="13"/>
+          <w:numId w:val="14"/>
         </w:numPr>
         <w:spacing w:after="80"/>
       </w:pPr>
@@ -3066,7 +3680,7 @@
         <w:pStyle w:val="ListParagraph"/>
         <w:numPr>
           <w:ilvl w:val="0"/>
-          <w:numId w:val="13"/>
+          <w:numId w:val="14"/>
         </w:numPr>
         <w:spacing w:after="80"/>
       </w:pPr>
@@ -3084,7 +3698,7 @@
         <w:pStyle w:val="ListParagraph"/>
         <w:numPr>
           <w:ilvl w:val="0"/>
-          <w:numId w:val="13"/>
+          <w:numId w:val="14"/>
         </w:numPr>
         <w:spacing w:after="80"/>
       </w:pPr>
@@ -3102,7 +3716,7 @@
         <w:pStyle w:val="ListParagraph"/>
         <w:numPr>
           <w:ilvl w:val="0"/>
-          <w:numId w:val="13"/>
+          <w:numId w:val="14"/>
         </w:numPr>
         <w:spacing w:after="80"/>
       </w:pPr>
@@ -3138,7 +3752,7 @@
         <w:pStyle w:val="ListParagraph"/>
         <w:numPr>
           <w:ilvl w:val="0"/>
-          <w:numId w:val="14"/>
+          <w:numId w:val="15"/>
         </w:numPr>
         <w:spacing w:after="80"/>
       </w:pPr>
@@ -3156,7 +3770,7 @@
         <w:pStyle w:val="ListParagraph"/>
         <w:numPr>
           <w:ilvl w:val="0"/>
-          <w:numId w:val="14"/>
+          <w:numId w:val="15"/>
         </w:numPr>
         <w:spacing w:after="80"/>
       </w:pPr>
@@ -3174,7 +3788,7 @@
         <w:pStyle w:val="ListParagraph"/>
         <w:numPr>
           <w:ilvl w:val="0"/>
-          <w:numId w:val="14"/>
+          <w:numId w:val="15"/>
         </w:numPr>
         <w:spacing w:after="80"/>
       </w:pPr>
@@ -3192,7 +3806,7 @@
         <w:pStyle w:val="ListParagraph"/>
         <w:numPr>
           <w:ilvl w:val="0"/>
-          <w:numId w:val="14"/>
+          <w:numId w:val="15"/>
         </w:numPr>
         <w:spacing w:after="80"/>
       </w:pPr>
@@ -3210,7 +3824,7 @@
         <w:pStyle w:val="ListParagraph"/>
         <w:numPr>
           <w:ilvl w:val="0"/>
-          <w:numId w:val="14"/>
+          <w:numId w:val="15"/>
         </w:numPr>
         <w:spacing w:after="80"/>
       </w:pPr>
@@ -3228,7 +3842,7 @@
         <w:pStyle w:val="ListParagraph"/>
         <w:numPr>
           <w:ilvl w:val="0"/>
-          <w:numId w:val="14"/>
+          <w:numId w:val="15"/>
         </w:numPr>
         <w:spacing w:after="80"/>
       </w:pPr>
@@ -4026,6 +4640,112 @@
           </w:p>
         </w:tc>
       </w:tr>
+      <w:tr>
+        <w:tc>
+          <w:tcPr>
+            <w:tcW w:type="dxa" w:w="700"/>
+            <w:tcMar>
+              <w:top w:type="dxa" w:w="60"/>
+              <w:left w:type="dxa" w:w="100"/>
+              <w:bottom w:type="dxa" w:w="60"/>
+              <w:right w:type="dxa" w:w="100"/>
+            </w:tcMar>
+          </w:tcPr>
+          <w:p>
+            <w:pPr>
+              <w:spacing w:after="0"/>
+            </w:pPr>
+            <w:r>
+              <w:rPr>
+                <w:rFonts w:ascii="Calibri" w:cs="Calibri" w:eastAsia="Calibri" w:hAnsi="Calibri"/>
+                <w:b w:val="false"/>
+                <w:bCs w:val="false"/>
+                <w:sz w:val="20"/>
+                <w:szCs w:val="20"/>
+              </w:rPr>
+              <w:t xml:space="preserve">D-07</w:t>
+            </w:r>
+          </w:p>
+        </w:tc>
+        <w:tc>
+          <w:tcPr>
+            <w:tcW w:type="dxa" w:w="2300"/>
+            <w:tcMar>
+              <w:top w:type="dxa" w:w="60"/>
+              <w:left w:type="dxa" w:w="100"/>
+              <w:bottom w:type="dxa" w:w="60"/>
+              <w:right w:type="dxa" w:w="100"/>
+            </w:tcMar>
+          </w:tcPr>
+          <w:p>
+            <w:pPr>
+              <w:spacing w:after="0"/>
+            </w:pPr>
+            <w:r>
+              <w:rPr>
+                <w:rFonts w:ascii="Calibri" w:cs="Calibri" w:eastAsia="Calibri" w:hAnsi="Calibri"/>
+                <w:b w:val="false"/>
+                <w:bCs w:val="false"/>
+                <w:sz w:val="20"/>
+                <w:szCs w:val="20"/>
+              </w:rPr>
+              <w:t xml:space="preserve">Client-work documents anchor to the CEngagement record</w:t>
+            </w:r>
+          </w:p>
+        </w:tc>
+        <w:tc>
+          <w:tcPr>
+            <w:tcW w:type="dxa" w:w="2700"/>
+            <w:tcMar>
+              <w:top w:type="dxa" w:w="60"/>
+              <w:left w:type="dxa" w:w="100"/>
+              <w:bottom w:type="dxa" w:w="60"/>
+              <w:right w:type="dxa" w:w="100"/>
+            </w:tcMar>
+          </w:tcPr>
+          <w:p>
+            <w:pPr>
+              <w:spacing w:after="0"/>
+            </w:pPr>
+            <w:r>
+              <w:rPr>
+                <w:rFonts w:ascii="Calibri" w:cs="Calibri" w:eastAsia="Calibri" w:hAnsi="Calibri"/>
+                <w:b w:val="false"/>
+                <w:bCs w:val="false"/>
+                <w:sz w:val="20"/>
+                <w:szCs w:val="20"/>
+              </w:rPr>
+              <w:t xml:space="preserve">Anchor to the client record; anchor to the client with engagement stored as metadata only</w:t>
+            </w:r>
+          </w:p>
+        </w:tc>
+        <w:tc>
+          <w:tcPr>
+            <w:tcW w:type="dxa" w:w="3660"/>
+            <w:tcMar>
+              <w:top w:type="dxa" w:w="60"/>
+              <w:left w:type="dxa" w:w="100"/>
+              <w:bottom w:type="dxa" w:w="60"/>
+              <w:right w:type="dxa" w:w="100"/>
+            </w:tcMar>
+          </w:tcPr>
+          <w:p>
+            <w:pPr>
+              <w:spacing w:after="0"/>
+            </w:pPr>
+            <w:r>
+              <w:rPr>
+                <w:rFonts w:ascii="Calibri" w:cs="Calibri" w:eastAsia="Calibri" w:hAnsi="Calibri"/>
+                <w:b w:val="false"/>
+                <w:bCs w:val="false"/>
+                <w:sz w:val="20"/>
+                <w:szCs w:val="20"/>
+              </w:rPr>
+              <w:t xml:space="preserve">Mentors are assigned to engagements and track progress there; the in-app list and CRM link must live on the CEngagement so a mentor sees exactly their engagement's documents without navigating to the client or filtering. Drive folders nest engagement subfolders under the client (Section 3.2), labeled by the CEngagement Name field, so browsing by client still yields everything.</w:t>
+            </w:r>
+          </w:p>
+        </w:tc>
+      </w:tr>
     </w:tbl>
     <w:p>
       <w:pPr>
@@ -4548,86 +5268,6 @@
           </w:p>
         </w:tc>
       </w:tr>
-      <w:tr>
-        <w:tc>
-          <w:tcPr>
-            <w:tcW w:type="dxa" w:w="700"/>
-            <w:tcMar>
-              <w:top w:type="dxa" w:w="60"/>
-              <w:left w:type="dxa" w:w="100"/>
-              <w:bottom w:type="dxa" w:w="60"/>
-              <w:right w:type="dxa" w:w="100"/>
-            </w:tcMar>
-          </w:tcPr>
-          <w:p>
-            <w:pPr>
-              <w:spacing w:after="0"/>
-            </w:pPr>
-            <w:r>
-              <w:rPr>
-                <w:rFonts w:ascii="Calibri" w:cs="Calibri" w:eastAsia="Calibri" w:hAnsi="Calibri"/>
-                <w:b w:val="false"/>
-                <w:bCs w:val="false"/>
-                <w:sz w:val="20"/>
-                <w:szCs w:val="20"/>
-              </w:rPr>
-              <w:t xml:space="preserve">OI-06</w:t>
-            </w:r>
-          </w:p>
-        </w:tc>
-        <w:tc>
-          <w:tcPr>
-            <w:tcW w:type="dxa" w:w="2900"/>
-            <w:tcMar>
-              <w:top w:type="dxa" w:w="60"/>
-              <w:left w:type="dxa" w:w="100"/>
-              <w:bottom w:type="dxa" w:w="60"/>
-              <w:right w:type="dxa" w:w="100"/>
-            </w:tcMar>
-          </w:tcPr>
-          <w:p>
-            <w:pPr>
-              <w:spacing w:after="0"/>
-            </w:pPr>
-            <w:r>
-              <w:rPr>
-                <w:rFonts w:ascii="Calibri" w:cs="Calibri" w:eastAsia="Calibri" w:hAnsi="Calibri"/>
-                <w:b w:val="false"/>
-                <w:bCs w:val="false"/>
-                <w:sz w:val="20"/>
-                <w:szCs w:val="20"/>
-              </w:rPr>
-              <w:t xml:space="preserve">Entity coverage list</w:t>
-            </w:r>
-          </w:p>
-        </w:tc>
-        <w:tc>
-          <w:tcPr>
-            <w:tcW w:type="dxa" w:w="5760"/>
-            <w:tcMar>
-              <w:top w:type="dxa" w:w="60"/>
-              <w:left w:type="dxa" w:w="100"/>
-              <w:bottom w:type="dxa" w:w="60"/>
-              <w:right w:type="dxa" w:w="100"/>
-            </w:tcMar>
-          </w:tcPr>
-          <w:p>
-            <w:pPr>
-              <w:spacing w:after="0"/>
-            </w:pPr>
-            <w:r>
-              <w:rPr>
-                <w:rFonts w:ascii="Calibri" w:cs="Calibri" w:eastAsia="Calibri" w:hAnsi="Calibri"/>
-                <w:b w:val="false"/>
-                <w:bCs w:val="false"/>
-                <w:sz w:val="20"/>
-                <w:szCs w:val="20"/>
-              </w:rPr>
-              <w:t xml:space="preserve">Initial rollout is Contact. Confirm which additional entities (e.g. client/company records) participate and in what order.</w:t>
-            </w:r>
-          </w:p>
-        </w:tc>
-      </w:tr>
     </w:tbl>
     <w:p>
       <w:pPr>
@@ -4669,7 +5309,7 @@
         <w:pStyle w:val="ListParagraph"/>
         <w:numPr>
           <w:ilvl w:val="0"/>
-          <w:numId w:val="15"/>
+          <w:numId w:val="16"/>
         </w:numPr>
         <w:spacing w:after="80"/>
       </w:pPr>
@@ -4687,7 +5327,7 @@
         <w:pStyle w:val="ListParagraph"/>
         <w:numPr>
           <w:ilvl w:val="0"/>
-          <w:numId w:val="15"/>
+          <w:numId w:val="16"/>
         </w:numPr>
         <w:spacing w:after="80"/>
       </w:pPr>
@@ -4705,7 +5345,7 @@
         <w:pStyle w:val="ListParagraph"/>
         <w:numPr>
           <w:ilvl w:val="0"/>
-          <w:numId w:val="15"/>
+          <w:numId w:val="16"/>
         </w:numPr>
         <w:spacing w:after="80"/>
       </w:pPr>
@@ -4723,7 +5363,7 @@
         <w:pStyle w:val="ListParagraph"/>
         <w:numPr>
           <w:ilvl w:val="0"/>
-          <w:numId w:val="15"/>
+          <w:numId w:val="16"/>
         </w:numPr>
         <w:spacing w:after="80"/>
       </w:pPr>
@@ -4741,7 +5381,7 @@
         <w:pStyle w:val="ListParagraph"/>
         <w:numPr>
           <w:ilvl w:val="0"/>
-          <w:numId w:val="15"/>
+          <w:numId w:val="16"/>
         </w:numPr>
         <w:spacing w:after="80"/>
       </w:pPr>
@@ -4759,7 +5399,7 @@
         <w:pStyle w:val="ListParagraph"/>
         <w:numPr>
           <w:ilvl w:val="0"/>
-          <w:numId w:val="15"/>
+          <w:numId w:val="16"/>
         </w:numPr>
         <w:spacing w:after="80"/>
       </w:pPr>
@@ -4794,7 +5434,7 @@
         <w:pStyle w:val="ListParagraph"/>
         <w:numPr>
           <w:ilvl w:val="0"/>
-          <w:numId w:val="16"/>
+          <w:numId w:val="17"/>
         </w:numPr>
         <w:spacing w:after="80"/>
       </w:pPr>
@@ -4812,7 +5452,7 @@
         <w:pStyle w:val="ListParagraph"/>
         <w:numPr>
           <w:ilvl w:val="0"/>
-          <w:numId w:val="16"/>
+          <w:numId w:val="17"/>
         </w:numPr>
         <w:spacing w:after="80"/>
       </w:pPr>
@@ -4830,7 +5470,7 @@
         <w:pStyle w:val="ListParagraph"/>
         <w:numPr>
           <w:ilvl w:val="0"/>
-          <w:numId w:val="16"/>
+          <w:numId w:val="17"/>
         </w:numPr>
         <w:spacing w:after="80"/>
       </w:pPr>
@@ -4848,7 +5488,7 @@
         <w:pStyle w:val="ListParagraph"/>
         <w:numPr>
           <w:ilvl w:val="0"/>
-          <w:numId w:val="16"/>
+          <w:numId w:val="17"/>
         </w:numPr>
         <w:spacing w:after="80"/>
       </w:pPr>
@@ -4866,7 +5506,7 @@
         <w:pStyle w:val="ListParagraph"/>
         <w:numPr>
           <w:ilvl w:val="0"/>
-          <w:numId w:val="16"/>
+          <w:numId w:val="17"/>
         </w:numPr>
         <w:spacing w:after="80"/>
       </w:pPr>
@@ -4901,7 +5541,7 @@
         <w:pStyle w:val="ListParagraph"/>
         <w:numPr>
           <w:ilvl w:val="0"/>
-          <w:numId w:val="17"/>
+          <w:numId w:val="18"/>
         </w:numPr>
         <w:spacing w:after="80"/>
       </w:pPr>
@@ -4919,7 +5559,7 @@
         <w:pStyle w:val="ListParagraph"/>
         <w:numPr>
           <w:ilvl w:val="0"/>
-          <w:numId w:val="17"/>
+          <w:numId w:val="18"/>
         </w:numPr>
         <w:spacing w:after="80"/>
       </w:pPr>
@@ -4937,7 +5577,7 @@
         <w:pStyle w:val="ListParagraph"/>
         <w:numPr>
           <w:ilvl w:val="0"/>
-          <w:numId w:val="17"/>
+          <w:numId w:val="18"/>
         </w:numPr>
         <w:spacing w:after="80"/>
       </w:pPr>
@@ -4955,7 +5595,7 @@
         <w:pStyle w:val="ListParagraph"/>
         <w:numPr>
           <w:ilvl w:val="0"/>
-          <w:numId w:val="17"/>
+          <w:numId w:val="18"/>
         </w:numPr>
         <w:spacing w:after="80"/>
       </w:pPr>
@@ -5195,8 +5835,8 @@
     <w:multiLevelType w:val="hybridMultilevel"/>
     <w:lvl w:ilvl="0" w15:tentative="1">
       <w:start w:val="1"/>
-      <w:numFmt w:val="bullet"/>
-      <w:lvlText w:val="•"/>
+      <w:numFmt w:val="decimal"/>
+      <w:lvlText w:val="%1."/>
       <w:lvlJc w:val="left"/>
       <w:pPr>
         <w:ind w:left="460" w:hanging="260"/>
@@ -5315,8 +5955,8 @@
     <w:multiLevelType w:val="hybridMultilevel"/>
     <w:lvl w:ilvl="0" w15:tentative="1">
       <w:start w:val="1"/>
-      <w:numFmt w:val="decimal"/>
-      <w:lvlText w:val="%1."/>
+      <w:numFmt w:val="bullet"/>
+      <w:lvlText w:val="•"/>
       <w:lvlJc w:val="left"/>
       <w:pPr>
         <w:ind w:left="460" w:hanging="260"/>
@@ -5336,6 +5976,18 @@
     </w:lvl>
   </w:abstractNum>
   <w:abstractNum w:abstractNumId="17" w15:restartNumberingAfterBreak="0">
+    <w:multiLevelType w:val="hybridMultilevel"/>
+    <w:lvl w:ilvl="0" w15:tentative="1">
+      <w:start w:val="1"/>
+      <w:numFmt w:val="decimal"/>
+      <w:lvlText w:val="%1."/>
+      <w:lvlJc w:val="left"/>
+      <w:pPr>
+        <w:ind w:left="460" w:hanging="260"/>
+      </w:pPr>
+    </w:lvl>
+  </w:abstractNum>
+  <w:abstractNum w:abstractNumId="18" w15:restartNumberingAfterBreak="0">
     <w:multiLevelType w:val="hybridMultilevel"/>
     <w:lvl w:ilvl="0" w15:tentative="1">
       <w:start w:val="1"/>
@@ -5445,6 +6097,12 @@
   </w:num>
   <w:num w:numId="17">
     <w:abstractNumId w:val="17"/>
+    <w:lvlOverride w:ilvl="0">
+      <w:startOverride w:val="1"/>
+    </w:lvlOverride>
+  </w:num>
+  <w:num w:numId="18">
+    <w:abstractNumId w:val="18"/>
     <w:lvlOverride w:ilvl="0">
       <w:startOverride w:val="1"/>
     </w:lvlOverride>

--- a/prompts/Google Drive Documents/CBM-DocMgmt-Implementation-PRD.docx
+++ b/prompts/Google Drive Documents/CBM-DocMgmt-Implementation-PRD.docx
@@ -62,7 +62,7 @@
           <w:sz w:val="22"/>
           <w:szCs w:val="22"/>
         </w:rPr>
-        <w:t xml:space="preserve">Version: 1.2</w:t>
+        <w:t>Version: 1.3</w:t>
       </w:r>
     </w:p>
     <w:p>
@@ -76,7 +76,7 @@
           <w:sz w:val="22"/>
           <w:szCs w:val="22"/>
         </w:rPr>
-        <w:t xml:space="preserve">Last Updated: 07-16-26 14:33</w:t>
+        <w:t>Last Updated: 07-16-26 23:58</w:t>
       </w:r>
     </w:p>
     <w:p>
@@ -268,6 +268,72 @@
             </w:tcMar>
           </w:tcPr>
           <w:p>
+            <w:r>
+              <w:t>1.3</w:t>
+            </w:r>
+          </w:p>
+        </w:tc>
+        <w:tc>
+          <w:tcPr>
+            <w:tcW w:type="dxa" w:w="1500"/>
+            <w:tcMar>
+              <w:top w:type="dxa" w:w="60"/>
+              <w:left w:type="dxa" w:w="100"/>
+              <w:bottom w:type="dxa" w:w="60"/>
+              <w:right w:type="dxa" w:w="100"/>
+            </w:tcMar>
+          </w:tcPr>
+          <w:p>
+            <w:r>
+              <w:t>07-16-26 23:58</w:t>
+            </w:r>
+          </w:p>
+        </w:tc>
+        <w:tc>
+          <w:tcPr>
+            <w:tcW w:type="dxa" w:w="2300"/>
+            <w:tcMar>
+              <w:top w:type="dxa" w:w="60"/>
+              <w:left w:type="dxa" w:w="100"/>
+              <w:bottom w:type="dxa" w:w="60"/>
+              <w:right w:type="dxa" w:w="100"/>
+            </w:tcMar>
+          </w:tcPr>
+          <w:p>
+            <w:r>
+              <w:t>Doug Bower (drafted with Claude)</w:t>
+            </w:r>
+          </w:p>
+        </w:tc>
+        <w:tc>
+          <w:tcPr>
+            <w:tcW w:type="dxa" w:w="4460"/>
+            <w:tcMar>
+              <w:top w:type="dxa" w:w="60"/>
+              <w:left w:type="dxa" w:w="100"/>
+              <w:bottom w:type="dxa" w:w="60"/>
+              <w:right w:type="dxa" w:w="100"/>
+            </w:tcMar>
+          </w:tcPr>
+          <w:p>
+            <w:r>
+              <w:t>Access model finalized (supersedes D-01): the application's service account is the shared drive's ONLY member and performs all Drive operations; no person holds drive membership. Drive-side access is per-person, folder-level Commenter grants mirroring CRM assignments (engagements: assigned mentor + co-mentors; partner/sponsor: their manager; mentor personnel folders: NO grants — application-only), with revocation on entitlement end and a nightly reconciliation. New decisions D-08/D-09; DOC-09 rewritten from OAuth flow to Drive Access Grants; Sections 2.1, 3.1, 3.4, NFR-03, DOC-03/05/06, OI-04/05, and the phase plan updated to the access model and the as-built web architecture (browser-cache viewing, Office convert-on-view, Download original).</w:t>
+            </w:r>
+          </w:p>
+        </w:tc>
+      </w:tr>
+      <w:tr>
+        <w:tc>
+          <w:tcPr>
+            <w:tcW w:type="dxa" w:w="1100"/>
+            <w:tcMar>
+              <w:top w:type="dxa" w:w="60"/>
+              <w:left w:type="dxa" w:w="100"/>
+              <w:bottom w:type="dxa" w:w="60"/>
+              <w:right w:type="dxa" w:w="100"/>
+            </w:tcMar>
+          </w:tcPr>
+          <w:p>
             <w:pPr>
               <w:spacing w:after="0"/>
             </w:pPr>
@@ -849,7 +915,7 @@
           <w:sz w:val="22"/>
           <w:szCs w:val="22"/>
         </w:rPr>
-        <w:t xml:space="preserve">Per-user OAuth 2.0 authorization of the custom application against staff Workspace accounts.</w:t>
+        <w:t>Service-account operation of all Drive calls (no person is a member of the shared drive), with per-person, folder-level Commenter grants that mirror CRM assignments — the access model, Section 3.4.</w:t>
       </w:r>
     </w:p>
     <w:p>
@@ -1022,7 +1088,7 @@
           <w:sz w:val="22"/>
           <w:szCs w:val="22"/>
         </w:rPr>
-        <w:t xml:space="preserve">All managed documents reside in a single shared drive (working name: "CBM Documents"). A shared drive — not a personal My Drive — is required so that file ownership belongs to the organization and survives staff turnover. Membership is managed through Workspace; at minimum the Mentor Administration Team and the application users require Content Manager access.</w:t>
+        <w:t>All managed documents reside in a single shared drive (working name: "CBM Documents"). A shared drive — not a personal My Drive — is required so that file ownership belongs to the organization and survives staff turnover. Membership (v1.3): exactly one member — the application's service account (Content Manager). No person is a member; human access is only ever per-folder grants issued by the application (Section 3.4). Google Workspace super-admins retain emergency access through the admin console.</w:t>
       </w:r>
     </w:p>
     <w:p>
@@ -1490,7 +1556,7 @@
           <w:sz w:val="25"/>
           <w:szCs w:val="25"/>
         </w:rPr>
-        <w:t xml:space="preserve">3.4 Authentication</w:t>
+        <w:t>3.4 Authentication and Access Model</w:t>
       </w:r>
     </w:p>
     <w:p>
@@ -1503,7 +1569,7 @@
           <w:sz w:val="22"/>
           <w:szCs w:val="22"/>
         </w:rPr>
-        <w:t xml:space="preserve">The custom application authorizes against Google using per-user OAuth 2.0 (Decision D-01). Each staff member completes a one-time browser consent flow; refresh tokens are stored in the OS keyring on that user's machine. Drive audit logs therefore attribute every access to the actual person. No service-account key file is distributed. Scope requested: https://www.googleapis.com/auth/drive (full Drive scope is required for shared-drive write access; a narrower scope is evaluated in OI-04).</w:t>
+        <w:t>The application authorizes against Google as its service account, acting as itself (GDRIVE_IDENTITY=service; the account is the shared drive's sole member). The service-account key exists only in the server's encrypted configuration — no Google credential of any kind is held by or issued to users, and no per-user consent flow exists. Scope: https://www.googleapis.com/auth/drive (required for shared-drive operation). Who may see which record's documents is decided by the CRM's permission model and enforced by the application on every endpoint; the application additionally maintains Drive-side access as per-person, folder-level grants at the Commenter role: engagement folders are granted to the assigned mentor and co-mentors, partner and sponsor folders to their assigned manager, and mentor personnel (Contact) folders to NO ONE — those are application-only. Grants are issued when an entitlement begins, revoked when it ends (reassignment, co-mentor removal, offboarding), suppressed from Google's sharing notification emails, and re-derived nightly by a reconciliation job that removes any grant the CRM no longer justifies. Commenter permits open/download/comment only — grant-holders cannot create, modify, move, delete, or re-share, so every document enters through the application (DOC-01's index cannot be bypassed). Attribution: the application records the acting person for every operation it performs; Drive audit logs attribute grant-holders' own views and comments to them personally, and application operations to the service account. (This supersedes the v1.0 per-user OAuth model, D-01; see D-08/D-09.)</w:t>
       </w:r>
     </w:p>
     <w:p>
@@ -3246,7 +3312,7 @@
           <w:sz w:val="22"/>
           <w:szCs w:val="22"/>
         </w:rPr>
-        <w:t xml:space="preserve">PDFs render in an embedded PDF view (QPdfView). Images render natively. Other binary formats render via an embedded web view (QWebEngineView) where feasible; formats that cannot be rendered fall back to Open in Drive with a clear message.</w:t>
+        <w:t>PDFs render in the browser's built-in PDF viewer inside an in-app overlay; images and plain text render natively. Word/Excel/PowerPoint files render as a PDF produced at view time (copy-convert-export-delete; the stored file is untouched — see D-04). A Download action always supplies the original bytes for editing in locally installed applications. Formats that cannot be rendered fall back with a clear message.</w:t>
       </w:r>
     </w:p>
     <w:p>
@@ -3394,7 +3460,7 @@
           <w:sz w:val="22"/>
           <w:szCs w:val="22"/>
         </w:rPr>
-        <w:t xml:space="preserve">Each document shall offer a secondary action that opens its webViewLink in the default browser, giving staff access to Drive-native capabilities (comments, sharing, in-place Office editing).</w:t>
+        <w:t>Each document shall offer a secondary action that opens its webViewLink in the browser, giving grant-holders Drive-native capabilities (commenting, Office preview). The link resolves only for people holding a folder grant on the record (Section 3.4 / DOC-09); for anyone else Google refuses access.</w:t>
       </w:r>
     </w:p>
     <w:p>
@@ -3410,7 +3476,7 @@
           <w:sz w:val="23"/>
           <w:szCs w:val="23"/>
         </w:rPr>
-        <w:t xml:space="preserve">Local Cache (DOC-06)</w:t>
+        <w:t>Document Cache (DOC-06)</w:t>
       </w:r>
     </w:p>
     <w:p>
@@ -3423,7 +3489,7 @@
           <w:sz w:val="22"/>
           <w:szCs w:val="22"/>
         </w:rPr>
-        <w:t xml:space="preserve">The application shall maintain a per-user local cache of fetched document bytes.</w:t>
+        <w:t>Cached viewing is delivered by the browser's HTTP cache (as built, v0.70.0): the content proxy serves immutable responses on URLs versioned by the file's modifiedTime, so each browser privately holds the bytes and repeat views are instant with no network call.</w:t>
       </w:r>
     </w:p>
     <w:p>
@@ -3441,7 +3507,7 @@
           <w:sz w:val="22"/>
           <w:szCs w:val="22"/>
         </w:rPr>
-        <w:t xml:space="preserve">Cache key: fileId + modifiedTime. A changed modifiedTime invalidates the entry.</w:t>
+        <w:t>Cache key: fileId + modifiedTime (the versioned URL). A changed modifiedTime — detected by the lazy refresh on record open — changes the URL and thereby invalidates the cached copy automatically.</w:t>
       </w:r>
     </w:p>
     <w:p>
@@ -3459,7 +3525,7 @@
           <w:sz w:val="22"/>
           <w:szCs w:val="22"/>
         </w:rPr>
-        <w:t xml:space="preserve">Cache location: platform-appropriate user cache directory. Size cap 1 GB, LRU eviction.</w:t>
+        <w:t>No server-side cache state exists; nothing to size, evict, or clear. The hosting platform's ephemeral filesystem makes this the reliable choice as well as the simple one.</w:t>
       </w:r>
     </w:p>
     <w:p>
@@ -3477,7 +3543,7 @@
           <w:sz w:val="22"/>
           <w:szCs w:val="22"/>
         </w:rPr>
-        <w:t xml:space="preserve">A manual "clear document cache" action is available in application settings.</w:t>
+        <w:t>Clearing the browser cache (a standard browser action) is the manual reset; no application-level cache controls are required.</w:t>
       </w:r>
     </w:p>
     <w:p>
@@ -3641,7 +3707,7 @@
           <w:sz w:val="23"/>
           <w:szCs w:val="23"/>
         </w:rPr>
-        <w:t xml:space="preserve">OAuth Authorization Flow (DOC-09)</w:t>
+        <w:t>Drive Access Grants (DOC-09 — revised v1.3)</w:t>
       </w:r>
     </w:p>
     <w:p>
@@ -3654,7 +3720,7 @@
           <w:sz w:val="22"/>
           <w:szCs w:val="22"/>
         </w:rPr>
-        <w:t xml:space="preserve">On first Drive-dependent action, the application shall run the per-user OAuth consent flow.</w:t>
+        <w:t>The application shall maintain per-person, folder-level Drive grants at the Commenter role, mirroring CRM entitlements: engagement folders to the assigned mentor and co-mentors; partner/sponsor folders to their assigned manager; mentor personnel (Contact) folders to no one.</w:t>
       </w:r>
     </w:p>
     <w:p>
@@ -3672,7 +3738,7 @@
           <w:sz w:val="22"/>
           <w:szCs w:val="22"/>
         </w:rPr>
-        <w:t xml:space="preserve">Loopback (localhost redirect) flow with the system browser; no embedded browser login.</w:t>
+        <w:t>Grants are issued when the entitlement begins (folder creation, assignment, co-mentor addition, manager change) and revoked in the same application action that ends it (reassignment, removal, offboarding). Google's sharing-notification emails are suppressed.</w:t>
       </w:r>
     </w:p>
     <w:p>
@@ -3690,7 +3756,7 @@
           <w:sz w:val="22"/>
           <w:szCs w:val="22"/>
         </w:rPr>
-        <w:t xml:space="preserve">Refresh token stored in the OS keyring, never in plaintext configuration.</w:t>
+        <w:t>A nightly reconciliation job re-derives the complete grant set from the CRM and corrects both directions of drift — removing grants the CRM no longer justifies and adding any that are missing. Corrections are logged; removals of unexpected grants are surfaced as alerts.</w:t>
       </w:r>
     </w:p>
     <w:p>
@@ -3708,7 +3774,7 @@
           <w:sz w:val="22"/>
           <w:szCs w:val="22"/>
         </w:rPr>
-        <w:t xml:space="preserve">A "disconnect Google account" action revokes and clears stored credentials.</w:t>
+        <w:t>Changes made directly in the CRM (bypassing the application) are covered by the nightly reconciliation; the bounded exposure is one day, and suspending a person's Workspace account ends their access immediately and independently.</w:t>
       </w:r>
     </w:p>
     <w:p>
@@ -3726,7 +3792,7 @@
           <w:sz w:val="22"/>
           <w:szCs w:val="22"/>
         </w:rPr>
-        <w:t xml:space="preserve">Expired or revoked tokens produce a clear re-authorization prompt, not a stack trace.</w:t>
+        <w:t>Grant and revocation failures never fail the underlying business action; they are logged, alerted, and retried by the reconciliation.</w:t>
       </w:r>
     </w:p>
     <w:p>
@@ -3798,7 +3864,7 @@
           <w:sz w:val="22"/>
           <w:szCs w:val="22"/>
         </w:rPr>
-        <w:t xml:space="preserve">Security (NFR-03): OAuth tokens in OS keyring only. No service-account keys on desktops. TLS for all API traffic. The CRM field is read-only in CRM layouts to prevent manual link corruption.</w:t>
+        <w:t>Security (NFR-03): The service-account key exists only in the server's encrypted configuration; no Google credentials on user machines and no per-user tokens anywhere. No person is a member of the shared drive; human Drive access exists only as folder-level Commenter grants issued and revoked by the application. TLS for all API traffic. The CRM field is read-only in CRM layouts to prevent manual link corruption.</w:t>
       </w:r>
     </w:p>
     <w:p>
@@ -4042,18 +4108,8 @@
             </w:tcMar>
           </w:tcPr>
           <w:p>
-            <w:pPr>
-              <w:spacing w:after="0"/>
-            </w:pPr>
-            <w:r>
-              <w:rPr>
-                <w:rFonts w:ascii="Calibri" w:cs="Calibri" w:eastAsia="Calibri" w:hAnsi="Calibri"/>
-                <w:b w:val="false"/>
-                <w:bCs w:val="false"/>
-                <w:sz w:val="20"/>
-                <w:szCs w:val="20"/>
-              </w:rPr>
-              <w:t xml:space="preserve">Per-user OAuth 2.0</w:t>
+            <w:r>
+              <w:t>Per-user OAuth 2.0 — SUPERSEDED (v1.3) by D-08/D-09: service-account operation with per-person folder grants.</w:t>
             </w:r>
           </w:p>
         </w:tc>
@@ -4742,6 +4798,138 @@
                 <w:szCs w:val="20"/>
               </w:rPr>
               <w:t xml:space="preserve">Mentors are assigned to engagements and track progress there; the in-app list and CRM link must live on the CEngagement so a mentor sees exactly their engagement's documents without navigating to the client or filtering. Drive folders nest engagement subfolders under the client (Section 3.2), labeled by the CEngagement Name field, so browsing by client still yields everything.</w:t>
+            </w:r>
+          </w:p>
+        </w:tc>
+      </w:tr>
+      <w:tr>
+        <w:tc>
+          <w:tcPr>
+            <w:tcW w:type="dxa" w:w="700"/>
+            <w:tcMar>
+              <w:top w:type="dxa" w:w="60"/>
+              <w:left w:type="dxa" w:w="100"/>
+              <w:bottom w:type="dxa" w:w="60"/>
+              <w:right w:type="dxa" w:w="100"/>
+            </w:tcMar>
+          </w:tcPr>
+          <w:p>
+            <w:r>
+              <w:t>D-08</w:t>
+            </w:r>
+          </w:p>
+        </w:tc>
+        <w:tc>
+          <w:tcPr>
+            <w:tcW w:type="dxa" w:w="2300"/>
+            <w:tcMar>
+              <w:top w:type="dxa" w:w="60"/>
+              <w:left w:type="dxa" w:w="100"/>
+              <w:bottom w:type="dxa" w:w="60"/>
+              <w:right w:type="dxa" w:w="100"/>
+            </w:tcMar>
+          </w:tcPr>
+          <w:p>
+            <w:r>
+              <w:t>The service account is the shared drive's only member and performs all Drive operations; no person holds drive membership.</w:t>
+            </w:r>
+          </w:p>
+        </w:tc>
+        <w:tc>
+          <w:tcPr>
+            <w:tcW w:type="dxa" w:w="2700"/>
+            <w:tcMar>
+              <w:top w:type="dxa" w:w="60"/>
+              <w:left w:type="dxa" w:w="100"/>
+              <w:bottom w:type="dxa" w:w="60"/>
+              <w:right w:type="dxa" w:w="100"/>
+            </w:tcMar>
+          </w:tcPr>
+          <w:p>
+            <w:r>
+              <w:t>Per-user impersonation with every manager a drive member (the v1.0 model); membership for staff teams only</w:t>
+            </w:r>
+          </w:p>
+        </w:tc>
+        <w:tc>
+          <w:tcPr>
+            <w:tcW w:type="dxa" w:w="3660"/>
+            <w:tcMar>
+              <w:top w:type="dxa" w:w="60"/>
+              <w:left w:type="dxa" w:w="100"/>
+              <w:bottom w:type="dxa" w:w="60"/>
+              <w:right w:type="dxa" w:w="100"/>
+            </w:tcMar>
+          </w:tcPr>
+          <w:p>
+            <w:r>
+              <w:t>CBM's requirement is that users must NOT have access to the drive: membership is drive-wide and cannot be narrowed per folder, so any human member could browse every document. Machine-only membership makes the application's CRM permission check the single gate; the application's own records preserve per-person attribution.</w:t>
+            </w:r>
+          </w:p>
+        </w:tc>
+      </w:tr>
+      <w:tr>
+        <w:tc>
+          <w:tcPr>
+            <w:tcW w:type="dxa" w:w="700"/>
+            <w:tcMar>
+              <w:top w:type="dxa" w:w="60"/>
+              <w:left w:type="dxa" w:w="100"/>
+              <w:bottom w:type="dxa" w:w="60"/>
+              <w:right w:type="dxa" w:w="100"/>
+            </w:tcMar>
+          </w:tcPr>
+          <w:p>
+            <w:r>
+              <w:t>D-09</w:t>
+            </w:r>
+          </w:p>
+        </w:tc>
+        <w:tc>
+          <w:tcPr>
+            <w:tcW w:type="dxa" w:w="2300"/>
+            <w:tcMar>
+              <w:top w:type="dxa" w:w="60"/>
+              <w:left w:type="dxa" w:w="100"/>
+              <w:bottom w:type="dxa" w:w="60"/>
+              <w:right w:type="dxa" w:w="100"/>
+            </w:tcMar>
+          </w:tcPr>
+          <w:p>
+            <w:r>
+              <w:t>Drive-side access = per-person, folder-level grants at the Commenter role, mirroring CRM assignments; mentor personnel folders carry no grants; nightly reconciliation re-derives all grants from the CRM.</w:t>
+            </w:r>
+          </w:p>
+        </w:tc>
+        <w:tc>
+          <w:tcPr>
+            <w:tcW w:type="dxa" w:w="2700"/>
+            <w:tcMar>
+              <w:top w:type="dxa" w:w="60"/>
+              <w:left w:type="dxa" w:w="100"/>
+              <w:bottom w:type="dxa" w:w="60"/>
+              <w:right w:type="dxa" w:w="100"/>
+            </w:tcMar>
+          </w:tcPr>
+          <w:p>
+            <w:r>
+              <w:t>No grants at all (application-only viewing); per-file grants; Editor grants; domain-link visibility</w:t>
+            </w:r>
+          </w:p>
+        </w:tc>
+        <w:tc>
+          <w:tcPr>
+            <w:tcW w:type="dxa" w:w="3660"/>
+            <w:tcMar>
+              <w:top w:type="dxa" w:w="60"/>
+              <w:left w:type="dxa" w:w="100"/>
+              <w:bottom w:type="dxa" w:w="60"/>
+              <w:right w:type="dxa" w:w="100"/>
+            </w:tcMar>
+          </w:tcPr>
+          <w:p>
+            <w:r>
+              <w:t>Folder-level Commenter gives entitled people Drive-native reading and markup on exactly their own records while write access stays impossible — uploads cannot bypass the application's index. Per-file grants multiply bookkeeping without added control; Editor would let grant-holders alter or add files outside the application; domain links would let any link-holder in the domain open a document.</w:t>
             </w:r>
           </w:p>
         </w:tc>
@@ -5172,18 +5360,8 @@
             </w:tcMar>
           </w:tcPr>
           <w:p>
-            <w:pPr>
-              <w:spacing w:after="0"/>
-            </w:pPr>
-            <w:r>
-              <w:rPr>
-                <w:rFonts w:ascii="Calibri" w:cs="Calibri" w:eastAsia="Calibri" w:hAnsi="Calibri"/>
-                <w:b w:val="false"/>
-                <w:bCs w:val="false"/>
-                <w:sz w:val="20"/>
-                <w:szCs w:val="20"/>
-              </w:rPr>
-              <w:t xml:space="preserve">Evaluate whether drive.file scope plus the Drive picker can replace full drive scope once flows stabilize; full scope is assumed initially for shared-drive listing.</w:t>
+            <w:r>
+              <w:t>Superseded (v1.3): per-user OAuth is gone. The service account requires the full drive scope for shared-drive operation; no narrower scope applies.</w:t>
             </w:r>
           </w:p>
         </w:tc>
@@ -5252,18 +5430,58 @@
             </w:tcMar>
           </w:tcPr>
           <w:p>
-            <w:pPr>
-              <w:spacing w:after="0"/>
-            </w:pPr>
-            <w:r>
-              <w:rPr>
-                <w:rFonts w:ascii="Calibri" w:cs="Calibri" w:eastAsia="Calibri" w:hAnsi="Calibri"/>
-                <w:b w:val="false"/>
-                <w:bCs w:val="false"/>
-                <w:sz w:val="20"/>
-                <w:szCs w:val="20"/>
-              </w:rPr>
-              <w:t xml:space="preserve">A staff member converting an uploaded Office file creates a second file with a new fileId; metadata still points at the original. Mitigation: staff convention (use in-place Office editing) plus a periodic orphan/duplicate report. Decide whether the report is in scope for Phase 3.</w:t>
+            <w:r>
+              <w:t>Largely closed by the v1.3 access model: Commenter grant-holders cannot create files in the drive, so in-drive conversion copies cannot occur. The periodic orphan/duplicate report remains useful for admin-console actions only.</w:t>
+            </w:r>
+          </w:p>
+        </w:tc>
+      </w:tr>
+      <w:tr>
+        <w:tc>
+          <w:tcPr>
+            <w:tcW w:type="dxa" w:w="700"/>
+            <w:tcMar>
+              <w:top w:type="dxa" w:w="60"/>
+              <w:left w:type="dxa" w:w="100"/>
+              <w:bottom w:type="dxa" w:w="60"/>
+              <w:right w:type="dxa" w:w="100"/>
+            </w:tcMar>
+          </w:tcPr>
+          <w:p>
+            <w:r>
+              <w:t>OI-07</w:t>
+            </w:r>
+          </w:p>
+        </w:tc>
+        <w:tc>
+          <w:tcPr>
+            <w:tcW w:type="dxa" w:w="2900"/>
+            <w:tcMar>
+              <w:top w:type="dxa" w:w="60"/>
+              <w:left w:type="dxa" w:w="100"/>
+              <w:bottom w:type="dxa" w:w="60"/>
+              <w:right w:type="dxa" w:w="100"/>
+            </w:tcMar>
+          </w:tcPr>
+          <w:p>
+            <w:r>
+              <w:t>Harden copy/print/download for grant-holders?</w:t>
+            </w:r>
+          </w:p>
+        </w:tc>
+        <w:tc>
+          <w:tcPr>
+            <w:tcW w:type="dxa" w:w="5760"/>
+            <w:tcMar>
+              <w:top w:type="dxa" w:w="60"/>
+              <w:left w:type="dxa" w:w="100"/>
+              <w:bottom w:type="dxa" w:w="60"/>
+              <w:right w:type="dxa" w:w="100"/>
+            </w:tcMar>
+          </w:tcPr>
+          <w:p>
+            <w:r>
+              <w:t>Drive can hide the download/print/copy options from viewers and commenters per item (copyRequiresWriterPermission). It does not prevent retention (the application's own Download exists, as do screenshots) but reduces casual copies out of Drive. Decide whether to set it on granted folders; default is off.</w:t>
             </w:r>
           </w:p>
         </w:tc>
@@ -5319,7 +5537,7 @@
           <w:sz w:val="22"/>
           <w:szCs w:val="22"/>
         </w:rPr>
-        <w:t xml:space="preserve">Google Cloud project setup: enable Drive API, configure OAuth consent screen (internal), create Desktop OAuth client ID.</w:t>
+        <w:t>Google Cloud project setup: enable the Drive API for the existing service account (as built: the application's Google service account; no OAuth consent screen or client ID).</w:t>
       </w:r>
     </w:p>
     <w:p>
@@ -5355,7 +5573,7 @@
           <w:sz w:val="22"/>
           <w:szCs w:val="22"/>
         </w:rPr>
-        <w:t xml:space="preserve">OAuth flow and keyring token storage in the application (DOC-09).</w:t>
+        <w:t>Service-account authorization (as built: acting as itself under GDRIVE_IDENTITY=service; key in the server's encrypted configuration).</w:t>
       </w:r>
     </w:p>
     <w:p>
@@ -5534,6 +5752,19 @@
           <w:szCs w:val="25"/>
         </w:rPr>
         <w:t xml:space="preserve">Phase 3 — CRM Integration and Lifecycle</w:t>
+      </w:r>
+    </w:p>
+    <w:p>
+      <w:pPr>
+        <w:pStyle w:val="ListParagraph"/>
+        <w:numPr>
+          <w:ilvl w:val="0"/>
+          <w:numId w:val="18"/>
+        </w:numPr>
+        <w:spacing w:after="80"/>
+      </w:pPr>
+      <w:r>
+        <w:t>Drive access grants: grant/revoke wired to assignment, co-mentor, and offboarding actions + the nightly reconciliation job (DOC-09 revised).</w:t>
       </w:r>
     </w:p>
     <w:p>

--- a/prompts/Google Drive Documents/CBM-DocMgmt-Implementation-PRD.docx
+++ b/prompts/Google Drive Documents/CBM-DocMgmt-Implementation-PRD.docx
@@ -62,7 +62,7 @@
           <w:sz w:val="22"/>
           <w:szCs w:val="22"/>
         </w:rPr>
-        <w:t>Version: 1.3</w:t>
+        <w:t>Version: 1.4</w:t>
       </w:r>
     </w:p>
     <w:p>
@@ -76,7 +76,7 @@
           <w:sz w:val="22"/>
           <w:szCs w:val="22"/>
         </w:rPr>
-        <w:t>Last Updated: 07-16-26 23:58</w:t>
+        <w:t>Last Updated: 07-17-26 01:25</w:t>
       </w:r>
     </w:p>
     <w:p>
@@ -269,6 +269,72 @@
           </w:tcPr>
           <w:p>
             <w:r>
+              <w:t xml:space="preserve">1.4</w:t>
+            </w:r>
+          </w:p>
+        </w:tc>
+        <w:tc>
+          <w:tcPr>
+            <w:tcW w:type="dxa" w:w="1500"/>
+            <w:tcMar>
+              <w:top w:type="dxa" w:w="60"/>
+              <w:left w:type="dxa" w:w="100"/>
+              <w:bottom w:type="dxa" w:w="60"/>
+              <w:right w:type="dxa" w:w="100"/>
+            </w:tcMar>
+          </w:tcPr>
+          <w:p>
+            <w:r>
+              <w:t xml:space="preserve">07-17-26 01:25</w:t>
+            </w:r>
+          </w:p>
+        </w:tc>
+        <w:tc>
+          <w:tcPr>
+            <w:tcW w:type="dxa" w:w="2300"/>
+            <w:tcMar>
+              <w:top w:type="dxa" w:w="60"/>
+              <w:left w:type="dxa" w:w="100"/>
+              <w:bottom w:type="dxa" w:w="60"/>
+              <w:right w:type="dxa" w:w="100"/>
+            </w:tcMar>
+          </w:tcPr>
+          <w:p>
+            <w:r>
+              <w:t xml:space="preserve">Doug Bower (drafted with Claude)</w:t>
+            </w:r>
+          </w:p>
+        </w:tc>
+        <w:tc>
+          <w:tcPr>
+            <w:tcW w:type="dxa" w:w="4460"/>
+            <w:tcMar>
+              <w:top w:type="dxa" w:w="60"/>
+              <w:left w:type="dxa" w:w="100"/>
+              <w:bottom w:type="dxa" w:w="60"/>
+              <w:right w:type="dxa" w:w="100"/>
+            </w:tcMar>
+          </w:tcPr>
+          <w:p>
+            <w:r>
+              <w:t xml:space="preserve">Phase 3 implemented (application v0.76.0): Drive access grants + the nightly reconciliation (DOC-09), archive/restore (DOC-07), and the CRM link write-back (DOC-08, feature-detected on documentsFolderUrl — CRM build spec handed off). Implementation decisions recorded: DOC-07 failure contract — the Drive move happens first and the metadata status flips only after a confirmed move, with a move-back rollback on a mid-failure (Drive and metadata are never left inconsistent); DOC-08 retry — self-healing best-effort (idempotent re-check on every upload plus the nightly reconciliation; no durable retry queue at CBM volume); OI-02 stays a fast follow; OI-07 remains off. Sections 5 (DOC-07/DOC-08) updated to the decided contracts; Section 9 Phase 3 marked implemented. Live activation (drive membership swap, GDRIVE_IDENTITY=service, the field build) and the phase demo remain pending.</w:t>
+            </w:r>
+          </w:p>
+        </w:tc>
+      </w:tr>
+      <w:tr>
+        <w:tc>
+          <w:tcPr>
+            <w:tcW w:type="dxa" w:w="1100"/>
+            <w:tcMar>
+              <w:top w:type="dxa" w:w="60"/>
+              <w:left w:type="dxa" w:w="100"/>
+              <w:bottom w:type="dxa" w:w="60"/>
+              <w:right w:type="dxa" w:w="100"/>
+            </w:tcMar>
+          </w:tcPr>
+          <w:p>
+            <w:r>
               <w:t>1.3</w:t>
             </w:r>
           </w:p>
@@ -3608,7 +3674,7 @@
           <w:sz w:val="22"/>
           <w:szCs w:val="22"/>
         </w:rPr>
-        <w:t xml:space="preserve">An "include archived" toggle reveals archived documents. Restore reverses both steps.</w:t>
+        <w:t xml:space="preserve">An "include archived" toggle reveals archived documents. Restore reverses both steps. Failure contract (decided v1.4): the Drive move happens first and the metadata status flips only after a confirmed move; if the flip fails, the file is moved back — the two are never left inconsistent (the DOC-01 rollback precedent).</w:t>
       </w:r>
     </w:p>
     <w:p>
@@ -3691,7 +3757,7 @@
           <w:sz w:val="22"/>
           <w:szCs w:val="22"/>
         </w:rPr>
-        <w:t xml:space="preserve">CRM write failure does not fail the upload; it is queued and retried, and surfaced in the application log.</w:t>
+        <w:t xml:space="preserve">CRM write failure does not fail the upload; it is surfaced in the application log and self-heals: the write is re-attempted (idempotently) on every subsequent upload and re-checked by the nightly reconciliation (decided v1.4 — no durable retry queue at CBM volume).</w:t>
       </w:r>
     </w:p>
     <w:p>
@@ -5751,7 +5817,7 @@
           <w:sz w:val="25"/>
           <w:szCs w:val="25"/>
         </w:rPr>
-        <w:t xml:space="preserve">Phase 3 — CRM Integration and Lifecycle</w:t>
+        <w:t xml:space="preserve">Phase 3 — CRM Integration and Lifecycle (implemented — application v0.76.0; live demo pending activation)</w:t>
       </w:r>
     </w:p>
     <w:p>

--- a/prompts/Google Drive Documents/CBM-DocMgmt-Implementation-PRD.docx
+++ b/prompts/Google Drive Documents/CBM-DocMgmt-Implementation-PRD.docx
@@ -62,7 +62,7 @@
           <w:sz w:val="22"/>
           <w:szCs w:val="22"/>
         </w:rPr>
-        <w:t>Version: 1.4</w:t>
+        <w:t>Version: 1.5</w:t>
       </w:r>
     </w:p>
     <w:p>
@@ -76,7 +76,7 @@
           <w:sz w:val="22"/>
           <w:szCs w:val="22"/>
         </w:rPr>
-        <w:t>Last Updated: 07-17-26 01:25</w:t>
+        <w:t>Last Updated: 07-18-26 00:30</w:t>
       </w:r>
     </w:p>
     <w:p>
@@ -269,7 +269,7 @@
           </w:tcPr>
           <w:p>
             <w:r>
-              <w:t xml:space="preserve">1.4</w:t>
+              <w:t xml:space="preserve">1.5</w:t>
             </w:r>
           </w:p>
         </w:tc>
@@ -285,7 +285,7 @@
           </w:tcPr>
           <w:p>
             <w:r>
-              <w:t xml:space="preserve">07-17-26 01:25</w:t>
+              <w:t xml:space="preserve">07-18-26 00:30</w:t>
             </w:r>
           </w:p>
         </w:tc>
@@ -317,7 +317,7 @@
           </w:tcPr>
           <w:p>
             <w:r>
-              <w:t xml:space="preserve">Phase 3 implemented (application v0.76.0): Drive access grants + the nightly reconciliation (DOC-09), archive/restore (DOC-07), and the CRM link write-back (DOC-08, feature-detected on documentsFolderUrl — CRM build spec handed off). Implementation decisions recorded: DOC-07 failure contract — the Drive move happens first and the metadata status flips only after a confirmed move, with a move-back rollback on a mid-failure (Drive and metadata are never left inconsistent); DOC-08 retry — self-healing best-effort (idempotent re-check on every upload plus the nightly reconciliation; no durable retry queue at CBM volume); OI-02 stays a fast follow; OI-07 remains off. Sections 5 (DOC-07/DOC-08) updated to the decided contracts; Section 9 Phase 3 marked implemented. Live activation (drive membership swap, GDRIVE_IDENTITY=service, the field build) and the phase demo remain pending.</w:t>
+              <w:t xml:space="preserve">Access model amendment (Doug's ruling 07-17-26): the two designated system administrators (Doug Bower, Allen Ingram) RETAIN shared-drive membership at Manager for maintenance and review; all other human membership removed (espo@cbmentors.org). The service account remains the operational identity (all app Drive operations), and end-user access is still exclusively per-folder Commenter grants. D-08, Sections 3.1/3.4, and NFR-03 amended accordingly. Phase 3 ACTIVATED live the same day: GDRIVE_IDENTITY=service on web+worker of both environments; the first production reconciliation pass derived and issued 2 engagement-folder grants with zero errors.</w:t>
             </w:r>
           </w:p>
         </w:tc>
@@ -335,6 +335,72 @@
           </w:tcPr>
           <w:p>
             <w:r>
+              <w:t xml:space="preserve">1.4</w:t>
+            </w:r>
+          </w:p>
+        </w:tc>
+        <w:tc>
+          <w:tcPr>
+            <w:tcW w:type="dxa" w:w="1500"/>
+            <w:tcMar>
+              <w:top w:type="dxa" w:w="60"/>
+              <w:left w:type="dxa" w:w="100"/>
+              <w:bottom w:type="dxa" w:w="60"/>
+              <w:right w:type="dxa" w:w="100"/>
+            </w:tcMar>
+          </w:tcPr>
+          <w:p>
+            <w:r>
+              <w:t xml:space="preserve">07-17-26 01:25</w:t>
+            </w:r>
+          </w:p>
+        </w:tc>
+        <w:tc>
+          <w:tcPr>
+            <w:tcW w:type="dxa" w:w="2300"/>
+            <w:tcMar>
+              <w:top w:type="dxa" w:w="60"/>
+              <w:left w:type="dxa" w:w="100"/>
+              <w:bottom w:type="dxa" w:w="60"/>
+              <w:right w:type="dxa" w:w="100"/>
+            </w:tcMar>
+          </w:tcPr>
+          <w:p>
+            <w:r>
+              <w:t xml:space="preserve">Doug Bower (drafted with Claude)</w:t>
+            </w:r>
+          </w:p>
+        </w:tc>
+        <w:tc>
+          <w:tcPr>
+            <w:tcW w:type="dxa" w:w="4460"/>
+            <w:tcMar>
+              <w:top w:type="dxa" w:w="60"/>
+              <w:left w:type="dxa" w:w="100"/>
+              <w:bottom w:type="dxa" w:w="60"/>
+              <w:right w:type="dxa" w:w="100"/>
+            </w:tcMar>
+          </w:tcPr>
+          <w:p>
+            <w:r>
+              <w:t xml:space="preserve">Phase 3 implemented (application v0.76.0): Drive access grants + the nightly reconciliation (DOC-09), archive/restore (DOC-07), and the CRM link write-back (DOC-08, feature-detected on documentsFolderUrl — CRM build spec handed off). Implementation decisions recorded: DOC-07 failure contract — the Drive move happens first and the metadata status flips only after a confirmed move, with a move-back rollback on a mid-failure (Drive and metadata are never left inconsistent); DOC-08 retry — self-healing best-effort (idempotent re-check on every upload plus the nightly reconciliation; no durable retry queue at CBM volume); OI-02 stays a fast follow; OI-07 remains off. Sections 5 (DOC-07/DOC-08) updated to the decided contracts; Section 9 Phase 3 marked implemented. Live activation (drive membership swap, GDRIVE_IDENTITY=service, the field build) and the phase demo remain pending.</w:t>
+            </w:r>
+          </w:p>
+        </w:tc>
+      </w:tr>
+      <w:tr>
+        <w:tc>
+          <w:tcPr>
+            <w:tcW w:type="dxa" w:w="1100"/>
+            <w:tcMar>
+              <w:top w:type="dxa" w:w="60"/>
+              <w:left w:type="dxa" w:w="100"/>
+              <w:bottom w:type="dxa" w:w="60"/>
+              <w:right w:type="dxa" w:w="100"/>
+            </w:tcMar>
+          </w:tcPr>
+          <w:p>
+            <w:r>
               <w:t>1.3</w:t>
             </w:r>
           </w:p>
@@ -383,7 +449,7 @@
           </w:tcPr>
           <w:p>
             <w:r>
-              <w:t>Access model finalized (supersedes D-01): the application's service account is the shared drive's ONLY member and performs all Drive operations; no person holds drive membership. Drive-side access is per-person, folder-level Commenter grants mirroring CRM assignments (engagements: assigned mentor + co-mentors; partner/sponsor: their manager; mentor personnel folders: NO grants — application-only), with revocation on entitlement end and a nightly reconciliation. New decisions D-08/D-09; DOC-09 rewritten from OAuth flow to Drive Access Grants; Sections 2.1, 3.1, 3.4, NFR-03, DOC-03/05/06, OI-04/05, and the phase plan updated to the access model and the as-built web architecture (browser-cache viewing, Office convert-on-view, Download original).</w:t>
+              <w:t>Access model finalized (supersedes D-01): the application's service account is the shared drive's ONLY member and performs all Drive operations; no person holds drive membership except the designated system administrators (v1.5 amendment). Drive-side access is per-person, folder-level Commenter grants mirroring CRM assignments (engagements: assigned mentor + co-mentors; partner/sponsor: their manager; mentor personnel folders: NO grants — application-only), with revocation on entitlement end and a nightly reconciliation. New decisions D-08/D-09; DOC-09 rewritten from OAuth flow to Drive Access Grants; Sections 2.1, 3.1, 3.4, NFR-03, DOC-03/05/06, OI-04/05, and the phase plan updated to the access model and the as-built web architecture (browser-cache viewing, Office convert-on-view, Download original).</w:t>
             </w:r>
           </w:p>
         </w:tc>
@@ -1154,7 +1220,7 @@
           <w:sz w:val="22"/>
           <w:szCs w:val="22"/>
         </w:rPr>
-        <w:t>All managed documents reside in a single shared drive (working name: "CBM Documents"). A shared drive — not a personal My Drive — is required so that file ownership belongs to the organization and survives staff turnover. Membership (v1.3): exactly one member — the application's service account (Content Manager). No person is a member; human access is only ever per-folder grants issued by the application (Section 3.4). Google Workspace super-admins retain emergency access through the admin console.</w:t>
+        <w:t>All managed documents reside in a single shared drive (working name: "CBM Documents"). A shared drive — not a personal My Drive — is required so that file ownership belongs to the organization and survives staff turnover. Membership (v1.5): the application's service account (the operational identity) plus the two designated system administrators (Doug Bower, Allen Ingram — maintenance and review); no other person. Previously (v1.3): exactly one member — the application's service account (Content Manager). No person is a member; human access is only ever per-folder grants issued by the application (Section 3.4). Google Workspace super-admins retain emergency access through the admin console.</w:t>
       </w:r>
     </w:p>
     <w:p>
@@ -1635,7 +1701,7 @@
           <w:sz w:val="22"/>
           <w:szCs w:val="22"/>
         </w:rPr>
-        <w:t>The application authorizes against Google as its service account, acting as itself (GDRIVE_IDENTITY=service; the account is the shared drive's sole member). The service-account key exists only in the server's encrypted configuration — no Google credential of any kind is held by or issued to users, and no per-user consent flow exists. Scope: https://www.googleapis.com/auth/drive (required for shared-drive operation). Who may see which record's documents is decided by the CRM's permission model and enforced by the application on every endpoint; the application additionally maintains Drive-side access as per-person, folder-level grants at the Commenter role: engagement folders are granted to the assigned mentor and co-mentors, partner and sponsor folders to their assigned manager, and mentor personnel (Contact) folders to NO ONE — those are application-only. Grants are issued when an entitlement begins, revoked when it ends (reassignment, co-mentor removal, offboarding), suppressed from Google's sharing notification emails, and re-derived nightly by a reconciliation job that removes any grant the CRM no longer justifies. Commenter permits open/download/comment only — grant-holders cannot create, modify, move, delete, or re-share, so every document enters through the application (DOC-01's index cannot be bypassed). Attribution: the application records the acting person for every operation it performs; Drive audit logs attribute grant-holders' own views and comments to them personally, and application operations to the service account. (This supersedes the v1.0 per-user OAuth model, D-01; see D-08/D-09.)</w:t>
+        <w:t>The application authorizes against Google as its service account, acting as itself (GDRIVE_IDENTITY=service; the account is the shared drive's operational member (alongside the two designated system administrators, v1.5)). The service-account key exists only in the server's encrypted configuration — no Google credential of any kind is held by or issued to users, and no per-user consent flow exists. Scope: https://www.googleapis.com/auth/drive (required for shared-drive operation). Who may see which record's documents is decided by the CRM's permission model and enforced by the application on every endpoint; the application additionally maintains Drive-side access as per-person, folder-level grants at the Commenter role: engagement folders are granted to the assigned mentor and co-mentors, partner and sponsor folders to their assigned manager, and mentor personnel (Contact) folders to NO ONE — those are application-only. Grants are issued when an entitlement begins, revoked when it ends (reassignment, co-mentor removal, offboarding), suppressed from Google's sharing notification emails, and re-derived nightly by a reconciliation job that removes any grant the CRM no longer justifies. Commenter permits open/download/comment only — grant-holders cannot create, modify, move, delete, or re-share, so every document enters through the application (DOC-01's index cannot be bypassed). Attribution: the application records the acting person for every operation it performs; Drive audit logs attribute grant-holders' own views and comments to them personally, and application operations to the service account. (This supersedes the v1.0 per-user OAuth model, D-01; see D-08/D-09.)</w:t>
       </w:r>
     </w:p>
     <w:p>
@@ -3930,7 +3996,7 @@
           <w:sz w:val="22"/>
           <w:szCs w:val="22"/>
         </w:rPr>
-        <w:t>Security (NFR-03): The service-account key exists only in the server's encrypted configuration; no Google credentials on user machines and no per-user tokens anywhere. No person is a member of the shared drive; human Drive access exists only as folder-level Commenter grants issued and revoked by the application. TLS for all API traffic. The CRM field is read-only in CRM layouts to prevent manual link corruption.</w:t>
+        <w:t>Security (NFR-03): The service-account key exists only in the server's encrypted configuration; no Google credentials on user machines and no per-user tokens anywhere. No person is a member of the shared drive except the designated system administrators (v1.5); end-user Drive access exists only as folder-level Commenter grants issued and revoked by the application. TLS for all API traffic. The CRM field is read-only in CRM layouts to prevent manual link corruption.</w:t>
       </w:r>
     </w:p>
     <w:p>
@@ -4897,7 +4963,7 @@
           </w:tcPr>
           <w:p>
             <w:r>
-              <w:t>The service account is the shared drive's only member and performs all Drive operations; no person holds drive membership.</w:t>
+              <w:t>The service account is the shared drive's only member and performs all Drive operations; no person holds drive membership except the designated system administrators (v1.5 amendment).</w:t>
             </w:r>
           </w:p>
         </w:tc>
